--- a/docs/governance/guide-gouvernance-fr.docx
+++ b/docs/governance/guide-gouvernance-fr.docx
@@ -31,7 +31,7 @@
         <w:pStyle w:val="Date"/>
       </w:pPr>
       <w:r>
-        <w:t xml:space="preserve">Version 1.1 — 5 juin 2026</w:t>
+        <w:t xml:space="preserve">Version 1.2 — 1ᵉʳ septembre 2026</w:t>
       </w:r>
     </w:p>
     <w:bookmarkStart w:id="13" w:name="avant-propos"/>
@@ -2319,13 +2319,13 @@
       </w:r>
     </w:p>
     <w:bookmarkEnd w:id="28"/>
-    <w:bookmarkStart w:id="29" w:name="les-cinq-statuts-dune-membership"/>
+    <w:bookmarkStart w:id="29" w:name="les-statuts-dune-membership"/>
     <w:p>
       <w:pPr>
         <w:pStyle w:val="Heading2"/>
       </w:pPr>
       <w:r>
-        <w:t xml:space="preserve">3.2. Les cinq statuts d’une membership</w:t>
+        <w:t xml:space="preserve">3.2. Les statuts d’une membership</w:t>
       </w:r>
     </w:p>
     <w:p>
@@ -2364,7 +2364,7 @@
         <w:t xml:space="preserve"> </w:t>
       </w:r>
       <w:r>
-        <w:t xml:space="preserve">qui exprime l’état de la délégation à un instant donné. Cinq statuts sont possibles :</w:t>
+        <w:t xml:space="preserve">qui exprime l’état de la délégation à un instant donné. Les statuts qui concernent la gouvernance :</w:t>
       </w:r>
     </w:p>
     <w:p>
@@ -2396,7 +2396,7 @@
           <w:b/>
           <w:bCs/>
         </w:rPr>
-        <w:t xml:space="preserve">pending</w:t>
+        <w:t xml:space="preserve">pending_validation</w:t>
       </w:r>
       <w:r>
         <w:t xml:space="preserve"> </w:t>
@@ -2521,13 +2521,80 @@
         <w:rPr>
           <w:rStyle w:val="VerbatimChar"/>
         </w:rPr>
+        <w:t xml:space="preserve">removed</w:t>
+      </w:r>
+      <w:r>
+        <w:t xml:space="preserve"> </w:t>
+      </w:r>
+      <w:r>
+        <w:t xml:space="preserve">à J+7.</w:t>
+      </w:r>
+    </w:p>
+    <w:p>
+      <w:pPr>
+        <w:pStyle w:val="BodyText"/>
+      </w:pPr>
+      <w:r>
+        <w:rPr>
+          <w:rStyle w:val="VerbatimChar"/>
+          <w:b/>
+          <w:bCs/>
+        </w:rPr>
+        <w:t xml:space="preserve">vacated</w:t>
+      </w:r>
+      <w:r>
+        <w:t xml:space="preserve"> </w:t>
+      </w:r>
+      <w:r>
+        <w:t xml:space="preserve">—</w:t>
+      </w:r>
+      <w:r>
+        <w:t xml:space="preserve"> </w:t>
+      </w:r>
+      <w:r>
+        <w:rPr>
+          <w:b/>
+          <w:bCs/>
+        </w:rPr>
+        <w:t xml:space="preserve">Rôle quitté volontairement.</w:t>
+      </w:r>
+      <w:r>
+        <w:t xml:space="preserve"> </w:t>
+      </w:r>
+      <w:r>
+        <w:t xml:space="preserve">Posé par l’auto-rétrogradation (« je passe la main », droit P3). La personne a décidé — ce statut dit précisément cela, et rien d’autre.</w:t>
+      </w:r>
+      <w:r>
+        <w:t xml:space="preserve"> </w:t>
+      </w:r>
+      <w:r>
+        <w:rPr>
+          <w:i/>
+          <w:iCs/>
+        </w:rPr>
+        <w:t xml:space="preserve">(Distinction introduite le 01/09/2026 : avant cette date, la sortie volontaire posait</w:t>
+      </w:r>
+      <w:r>
+        <w:rPr>
+          <w:i/>
+          <w:iCs/>
+        </w:rPr>
+        <w:t xml:space="preserve"> </w:t>
+      </w:r>
+      <w:r>
+        <w:rPr>
+          <w:rStyle w:val="VerbatimChar"/>
+          <w:i/>
+          <w:iCs/>
+        </w:rPr>
         <w:t xml:space="preserve">inactive</w:t>
       </w:r>
       <w:r>
-        <w:t xml:space="preserve"> </w:t>
-      </w:r>
-      <w:r>
-        <w:t xml:space="preserve">à J+7.</w:t>
+        <w:rPr>
+          <w:i/>
+          <w:iCs/>
+        </w:rPr>
+        <w:t xml:space="preserve">, ce qui la confondait avec un compte délaissé.)</w:t>
       </w:r>
     </w:p>
     <w:p>
@@ -2540,13 +2607,133 @@
           <w:b/>
           <w:bCs/>
         </w:rPr>
+        <w:t xml:space="preserve">removed</w:t>
+      </w:r>
+      <w:r>
+        <w:t xml:space="preserve"> </w:t>
+      </w:r>
+      <w:r>
+        <w:t xml:space="preserve">— Membership fermée par une décision ou un mécanisme du SIGB : fin de carence d’un retrait (J+7), ou fermeture de la ligne de rang inférieur lors d’une promotion (rôle exclusif, cf. §5.6).</w:t>
+      </w:r>
+    </w:p>
+    <w:p>
+      <w:pPr>
+        <w:pStyle w:val="BodyText"/>
+      </w:pPr>
+      <w:r>
+        <w:rPr>
+          <w:rStyle w:val="VerbatimChar"/>
+          <w:b/>
+          <w:bCs/>
+        </w:rPr>
         <w:t xml:space="preserve">inactive</w:t>
       </w:r>
       <w:r>
         <w:t xml:space="preserve"> </w:t>
       </w:r>
       <w:r>
-        <w:t xml:space="preserve">— Membership fermée. La personne n’est plus dans l’équipe. Aucun accès. Plusieurs origines possibles : sortie volontaire, fin de carence, compte abandonné (auto à 9 mois).</w:t>
+        <w:t xml:space="preserve">—</w:t>
+      </w:r>
+      <w:r>
+        <w:t xml:space="preserve"> </w:t>
+      </w:r>
+      <w:r>
+        <w:rPr>
+          <w:b/>
+          <w:bCs/>
+        </w:rPr>
+        <w:t xml:space="preserve">Compte délaissé.</w:t>
+      </w:r>
+      <w:r>
+        <w:t xml:space="preserve"> </w:t>
+      </w:r>
+      <w:r>
+        <w:t xml:space="preserve">Posé uniquement par le cron de sortie automatique, après 9 mois sans connexion (T9). La personne n’a rien décidé : elle a disparu.</w:t>
+      </w:r>
+    </w:p>
+    <w:p>
+      <w:pPr>
+        <w:pStyle w:val="BodyText"/>
+      </w:pPr>
+      <w:r>
+        <w:rPr>
+          <w:i/>
+          <w:iCs/>
+        </w:rPr>
+        <w:t xml:space="preserve">(La table porte aussi quelques statuts propres aux parcours d’inscription et de circulation —</w:t>
+      </w:r>
+      <w:r>
+        <w:rPr>
+          <w:i/>
+          <w:iCs/>
+        </w:rPr>
+        <w:t xml:space="preserve"> </w:t>
+      </w:r>
+      <w:r>
+        <w:rPr>
+          <w:rStyle w:val="VerbatimChar"/>
+          <w:i/>
+          <w:iCs/>
+        </w:rPr>
+        <w:t xml:space="preserve">refused</w:t>
+      </w:r>
+      <w:r>
+        <w:rPr>
+          <w:i/>
+          <w:iCs/>
+        </w:rPr>
+        <w:t xml:space="preserve">,</w:t>
+      </w:r>
+      <w:r>
+        <w:rPr>
+          <w:i/>
+          <w:iCs/>
+        </w:rPr>
+        <w:t xml:space="preserve"> </w:t>
+      </w:r>
+      <w:r>
+        <w:rPr>
+          <w:rStyle w:val="VerbatimChar"/>
+          <w:i/>
+          <w:iCs/>
+        </w:rPr>
+        <w:t xml:space="preserve">left_with_pending_circulation</w:t>
+      </w:r>
+      <w:r>
+        <w:rPr>
+          <w:i/>
+          <w:iCs/>
+        </w:rPr>
+        <w:t xml:space="preserve">,</w:t>
+      </w:r>
+      <w:r>
+        <w:rPr>
+          <w:i/>
+          <w:iCs/>
+        </w:rPr>
+        <w:t xml:space="preserve"> </w:t>
+      </w:r>
+      <w:r>
+        <w:rPr>
+          <w:rStyle w:val="VerbatimChar"/>
+          <w:i/>
+          <w:iCs/>
+        </w:rPr>
+        <w:t xml:space="preserve">terminated</w:t>
+      </w:r>
+      <w:r>
+        <w:rPr>
+          <w:i/>
+          <w:iCs/>
+        </w:rPr>
+        <w:t xml:space="preserve"> </w:t>
+      </w:r>
+      <w:r>
+        <w:rPr>
+          <w:i/>
+          <w:iCs/>
+        </w:rPr>
+        <w:t xml:space="preserve">— qui ne relèvent pas de la gouvernance d’équipe et ne sont pas traités dans ce guide.)</w:t>
       </w:r>
     </w:p>
     <w:bookmarkEnd w:id="29"/>
@@ -2611,7 +2798,7 @@
         <w:rPr>
           <w:rStyle w:val="VerbatimChar"/>
         </w:rPr>
-        <w:t xml:space="preserve">              ┌───────────────┼───────────────┐    │</w:t>
+        <w:t xml:space="preserve">        ┌──────────────┬──────┴────────┬───────────│──────┐</w:t>
       </w:r>
       <w:r>
         <w:br/>
@@ -2620,7 +2807,7 @@
         <w:rPr>
           <w:rStyle w:val="VerbatimChar"/>
         </w:rPr>
-        <w:t xml:space="preserve">              ▼               ▼               ▼    │</w:t>
+        <w:t xml:space="preserve">        ▼              ▼               ▼           │      ▼</w:t>
       </w:r>
       <w:r>
         <w:br/>
@@ -2629,7 +2816,7 @@
         <w:rPr>
           <w:rStyle w:val="VerbatimChar"/>
         </w:rPr>
-        <w:t xml:space="preserve">       ┌─────────────┐  ┌─────────────┐  ┌─────────┴────┐</w:t>
+        <w:t xml:space="preserve"> ┌─────────────┐ ┌─────────────┐ ┌────────────┐    │ ┌────────────┐</w:t>
       </w:r>
       <w:r>
         <w:br/>
@@ -2638,7 +2825,7 @@
         <w:rPr>
           <w:rStyle w:val="VerbatimChar"/>
         </w:rPr>
-        <w:t xml:space="preserve">       │  suspended  │  │ pending_    │  │  inactive    │</w:t>
+        <w:t xml:space="preserve"> │  suspended  │ │ pending_    │ │  vacated   │    │ │  inactive  │</w:t>
       </w:r>
       <w:r>
         <w:br/>
@@ -2647,7 +2834,7 @@
         <w:rPr>
           <w:rStyle w:val="VerbatimChar"/>
         </w:rPr>
-        <w:t xml:space="preserve">       │             │  │ removal     │  │              │</w:t>
+        <w:t xml:space="preserve"> │             │ │ removal     │ │ (P3, auto) │    │ │ (T9, cron) │</w:t>
       </w:r>
       <w:r>
         <w:br/>
@@ -2656,7 +2843,7 @@
         <w:rPr>
           <w:rStyle w:val="VerbatimChar"/>
         </w:rPr>
-        <w:t xml:space="preserve">       └──────┬──────┘  └──────┬──────┘  └──────────────┘</w:t>
+        <w:t xml:space="preserve"> └──────┬──────┘ └──────┬──────┘ └────────────┘    │ └────────────┘</w:t>
       </w:r>
       <w:r>
         <w:br/>
@@ -2665,7 +2852,7 @@
         <w:rPr>
           <w:rStyle w:val="VerbatimChar"/>
         </w:rPr>
-        <w:t xml:space="preserve">              │                │</w:t>
+        <w:t xml:space="preserve">        │               │                          │</w:t>
       </w:r>
       <w:r>
         <w:br/>
@@ -2674,7 +2861,7 @@
         <w:rPr>
           <w:rStyle w:val="VerbatimChar"/>
         </w:rPr>
-        <w:t xml:space="preserve">              │ levée          │ annulation</w:t>
+        <w:t xml:space="preserve">        │ levée         │ annulation               │</w:t>
       </w:r>
       <w:r>
         <w:br/>
@@ -2683,7 +2870,7 @@
         <w:rPr>
           <w:rStyle w:val="VerbatimChar"/>
         </w:rPr>
-        <w:t xml:space="preserve">              └────────────────┴────────────┐</w:t>
+        <w:t xml:space="preserve">        └───────────────┴──────────────────────────┘</w:t>
       </w:r>
       <w:r>
         <w:br/>
@@ -2692,7 +2879,7 @@
         <w:rPr>
           <w:rStyle w:val="VerbatimChar"/>
         </w:rPr>
-        <w:t xml:space="preserve">                               │            │</w:t>
+        <w:t xml:space="preserve">                        │</w:t>
       </w:r>
       <w:r>
         <w:br/>
@@ -2701,7 +2888,7 @@
         <w:rPr>
           <w:rStyle w:val="VerbatimChar"/>
         </w:rPr>
-        <w:t xml:space="preserve">                               ▼ (J+7)      ▼</w:t>
+        <w:t xml:space="preserve">                        ▼ (J+7)</w:t>
       </w:r>
       <w:r>
         <w:br/>
@@ -2710,7 +2897,7 @@
         <w:rPr>
           <w:rStyle w:val="VerbatimChar"/>
         </w:rPr>
-        <w:t xml:space="preserve">                        ┌──────────────┐</w:t>
+        <w:t xml:space="preserve">                 ┌──────────────┐</w:t>
       </w:r>
       <w:r>
         <w:br/>
@@ -2719,7 +2906,7 @@
         <w:rPr>
           <w:rStyle w:val="VerbatimChar"/>
         </w:rPr>
-        <w:t xml:space="preserve">                        │   inactive   │</w:t>
+        <w:t xml:space="preserve">                 │   removed    │</w:t>
       </w:r>
       <w:r>
         <w:br/>
@@ -2728,7 +2915,7 @@
         <w:rPr>
           <w:rStyle w:val="VerbatimChar"/>
         </w:rPr>
-        <w:t xml:space="preserve">                        └──────────────┘</w:t>
+        <w:t xml:space="preserve">                 └──────────────┘</w:t>
       </w:r>
     </w:p>
     <w:p>
@@ -2764,7 +2951,50 @@
         <w:t xml:space="preserve"> </w:t>
       </w:r>
       <w:r>
-        <w:t xml:space="preserve">passer directement de</w:t>
+        <w:t xml:space="preserve">exclure un·e librarian d’un seul geste par décision unilatérale d’un·e autre coord. Il faut passer par</w:t>
+      </w:r>
+      <w:r>
+        <w:t xml:space="preserve"> </w:t>
+      </w:r>
+      <w:r>
+        <w:rPr>
+          <w:rStyle w:val="VerbatimChar"/>
+        </w:rPr>
+        <w:t xml:space="preserve">pending_removal</w:t>
+      </w:r>
+      <w:r>
+        <w:t xml:space="preserve"> </w:t>
+      </w:r>
+      <w:r>
+        <w:t xml:space="preserve">et attendre la carence (ou que la personne se rétrograde elle-même).</w:t>
+      </w:r>
+    </w:p>
+    <w:p>
+      <w:pPr>
+        <w:pStyle w:val="Compact"/>
+        <w:numPr>
+          <w:ilvl w:val="0"/>
+          <w:numId w:val="1013"/>
+        </w:numPr>
+      </w:pPr>
+      <w:r>
+        <w:t xml:space="preserve">On peut</w:t>
+      </w:r>
+      <w:r>
+        <w:t xml:space="preserve"> </w:t>
+      </w:r>
+      <w:r>
+        <w:rPr>
+          <w:b/>
+          <w:bCs/>
+        </w:rPr>
+        <w:t xml:space="preserve">toujours</w:t>
+      </w:r>
+      <w:r>
+        <w:t xml:space="preserve"> </w:t>
+      </w:r>
+      <w:r>
+        <w:t xml:space="preserve">quitter volontairement son propre rôle</w:t>
       </w:r>
       <w:r>
         <w:t xml:space="preserve"> </w:t>
@@ -2779,7 +3009,89 @@
         <w:t xml:space="preserve"> </w:t>
       </w:r>
       <w:r>
-        <w:t xml:space="preserve">à</w:t>
+        <w:t xml:space="preserve">(auto-rétro, droit P3) : la ligne passe à</w:t>
+      </w:r>
+      <w:r>
+        <w:t xml:space="preserve"> </w:t>
+      </w:r>
+      <w:r>
+        <w:rPr>
+          <w:rStyle w:val="VerbatimChar"/>
+        </w:rPr>
+        <w:t xml:space="preserve">vacated</w:t>
+      </w:r>
+      <w:r>
+        <w:t xml:space="preserve">, immédiatement.</w:t>
+      </w:r>
+    </w:p>
+    <w:p>
+      <w:pPr>
+        <w:pStyle w:val="Compact"/>
+        <w:numPr>
+          <w:ilvl w:val="0"/>
+          <w:numId w:val="1013"/>
+        </w:numPr>
+      </w:pPr>
+      <w:r>
+        <w:rPr>
+          <w:rStyle w:val="VerbatimChar"/>
+        </w:rPr>
+        <w:t xml:space="preserve">suspended</w:t>
+      </w:r>
+      <w:r>
+        <w:t xml:space="preserve"> </w:t>
+      </w:r>
+      <w:r>
+        <w:t xml:space="preserve">n’a</w:t>
+      </w:r>
+      <w:r>
+        <w:t xml:space="preserve"> </w:t>
+      </w:r>
+      <w:r>
+        <w:rPr>
+          <w:b/>
+          <w:bCs/>
+        </w:rPr>
+        <w:t xml:space="preserve">pas</w:t>
+      </w:r>
+      <w:r>
+        <w:t xml:space="preserve"> </w:t>
+      </w:r>
+      <w:r>
+        <w:t xml:space="preserve">de durée maximale. Ce n’est pas une carence avant exclusion, c’est une mesure conservatoire — elle dure le temps de la délibération.</w:t>
+      </w:r>
+    </w:p>
+    <w:p>
+      <w:pPr>
+        <w:pStyle w:val="Compact"/>
+        <w:numPr>
+          <w:ilvl w:val="0"/>
+          <w:numId w:val="1013"/>
+        </w:numPr>
+      </w:pPr>
+      <w:r>
+        <w:t xml:space="preserve">D’un statut fermé (</w:t>
+      </w:r>
+      <w:r>
+        <w:rPr>
+          <w:rStyle w:val="VerbatimChar"/>
+        </w:rPr>
+        <w:t xml:space="preserve">vacated</w:t>
+      </w:r>
+      <w:r>
+        <w:t xml:space="preserve">,</w:t>
+      </w:r>
+      <w:r>
+        <w:t xml:space="preserve"> </w:t>
+      </w:r>
+      <w:r>
+        <w:rPr>
+          <w:rStyle w:val="VerbatimChar"/>
+        </w:rPr>
+        <w:t xml:space="preserve">removed</w:t>
+      </w:r>
+      <w:r>
+        <w:t xml:space="preserve">,</w:t>
       </w:r>
       <w:r>
         <w:t xml:space="preserve"> </w:t>
@@ -2791,53 +3103,23 @@
         <w:t xml:space="preserve">inactive</w:t>
       </w:r>
       <w:r>
-        <w:t xml:space="preserve"> </w:t>
-      </w:r>
-      <w:r>
-        <w:t xml:space="preserve">pour un·e librarian par décision unilatérale d’un·e autre coord. Il faut passer par</w:t>
-      </w:r>
-      <w:r>
-        <w:t xml:space="preserve"> </w:t>
-      </w:r>
-      <w:r>
-        <w:rPr>
-          <w:rStyle w:val="VerbatimChar"/>
-        </w:rPr>
-        <w:t xml:space="preserve">pending_removal</w:t>
-      </w:r>
-      <w:r>
-        <w:t xml:space="preserve"> </w:t>
-      </w:r>
-      <w:r>
-        <w:t xml:space="preserve">et attendre la carence (ou que la personne se rétrograde elle-même).</w:t>
-      </w:r>
-    </w:p>
-    <w:p>
-      <w:pPr>
-        <w:pStyle w:val="Compact"/>
-        <w:numPr>
-          <w:ilvl w:val="0"/>
-          <w:numId w:val="1013"/>
-        </w:numPr>
-      </w:pPr>
-      <w:r>
-        <w:t xml:space="preserve">On peut</w:t>
-      </w:r>
-      <w:r>
-        <w:t xml:space="preserve"> </w:t>
-      </w:r>
-      <w:r>
-        <w:rPr>
-          <w:b/>
-          <w:bCs/>
-        </w:rPr>
-        <w:t xml:space="preserve">toujours</w:t>
-      </w:r>
-      <w:r>
-        <w:t xml:space="preserve"> </w:t>
-      </w:r>
-      <w:r>
-        <w:t xml:space="preserve">passer de son propre statut</w:t>
+        <w:t xml:space="preserve">), on</w:t>
+      </w:r>
+      <w:r>
+        <w:t xml:space="preserve"> </w:t>
+      </w:r>
+      <w:r>
+        <w:rPr>
+          <w:b/>
+          <w:bCs/>
+        </w:rPr>
+        <w:t xml:space="preserve">ne revient pas</w:t>
+      </w:r>
+      <w:r>
+        <w:t xml:space="preserve"> </w:t>
+      </w:r>
+      <w:r>
+        <w:t xml:space="preserve">directement à</w:t>
       </w:r>
       <w:r>
         <w:t xml:space="preserve"> </w:t>
@@ -2849,114 +3131,7 @@
         <w:t xml:space="preserve">active</w:t>
       </w:r>
       <w:r>
-        <w:t xml:space="preserve"> </w:t>
-      </w:r>
-      <w:r>
-        <w:t xml:space="preserve">à</w:t>
-      </w:r>
-      <w:r>
-        <w:t xml:space="preserve"> </w:t>
-      </w:r>
-      <w:r>
-        <w:rPr>
-          <w:rStyle w:val="VerbatimChar"/>
-        </w:rPr>
-        <w:t xml:space="preserve">inactive</w:t>
-      </w:r>
-      <w:r>
-        <w:t xml:space="preserve"> </w:t>
-      </w:r>
-      <w:r>
-        <w:t xml:space="preserve">(auto-rétro, droit P3).</w:t>
-      </w:r>
-    </w:p>
-    <w:p>
-      <w:pPr>
-        <w:pStyle w:val="Compact"/>
-        <w:numPr>
-          <w:ilvl w:val="0"/>
-          <w:numId w:val="1013"/>
-        </w:numPr>
-      </w:pPr>
-      <w:r>
-        <w:rPr>
-          <w:rStyle w:val="VerbatimChar"/>
-        </w:rPr>
-        <w:t xml:space="preserve">suspended</w:t>
-      </w:r>
-      <w:r>
-        <w:t xml:space="preserve"> </w:t>
-      </w:r>
-      <w:r>
-        <w:t xml:space="preserve">n’a</w:t>
-      </w:r>
-      <w:r>
-        <w:t xml:space="preserve"> </w:t>
-      </w:r>
-      <w:r>
-        <w:rPr>
-          <w:b/>
-          <w:bCs/>
-        </w:rPr>
-        <w:t xml:space="preserve">pas</w:t>
-      </w:r>
-      <w:r>
-        <w:t xml:space="preserve"> </w:t>
-      </w:r>
-      <w:r>
-        <w:t xml:space="preserve">de durée maximale. Ce n’est pas une carence avant exclusion, c’est une mesure conservatoire — elle dure le temps de la délibération.</w:t>
-      </w:r>
-    </w:p>
-    <w:p>
-      <w:pPr>
-        <w:pStyle w:val="Compact"/>
-        <w:numPr>
-          <w:ilvl w:val="0"/>
-          <w:numId w:val="1013"/>
-        </w:numPr>
-      </w:pPr>
-      <w:r>
-        <w:t xml:space="preserve">De</w:t>
-      </w:r>
-      <w:r>
-        <w:t xml:space="preserve"> </w:t>
-      </w:r>
-      <w:r>
-        <w:rPr>
-          <w:rStyle w:val="VerbatimChar"/>
-        </w:rPr>
-        <w:t xml:space="preserve">inactive</w:t>
-      </w:r>
-      <w:r>
-        <w:t xml:space="preserve">, on</w:t>
-      </w:r>
-      <w:r>
-        <w:t xml:space="preserve"> </w:t>
-      </w:r>
-      <w:r>
-        <w:rPr>
-          <w:b/>
-          <w:bCs/>
-        </w:rPr>
-        <w:t xml:space="preserve">ne revient pas</w:t>
-      </w:r>
-      <w:r>
-        <w:t xml:space="preserve"> </w:t>
-      </w:r>
-      <w:r>
-        <w:t xml:space="preserve">à</w:t>
-      </w:r>
-      <w:r>
-        <w:t xml:space="preserve"> </w:t>
-      </w:r>
-      <w:r>
-        <w:rPr>
-          <w:rStyle w:val="VerbatimChar"/>
-        </w:rPr>
-        <w:t xml:space="preserve">active</w:t>
-      </w:r>
-      <w:r>
-        <w:t xml:space="preserve">. Pour réintégrer une personne, on crée une nouvelle ligne de membership. L’historique est préservé.</w:t>
+        <w:t xml:space="preserve">. Pour réintégrer une personne, on repasse par le circuit normal — qui réactive la ligne fermée ou en crée une nouvelle. L’historique est préservé.</w:t>
       </w:r>
     </w:p>
     <w:bookmarkEnd w:id="30"/>
@@ -6296,7 +6471,7 @@
         <w:rPr>
           <w:rStyle w:val="VerbatimChar"/>
         </w:rPr>
-        <w:t xml:space="preserve">status='pending'</w:t>
+        <w:t xml:space="preserve">status='pending_validation'</w:t>
       </w:r>
       <w:r>
         <w:t xml:space="preserve">. Elle reçoit un mail expliquant qu’elle doit venir se présenter physiquement à la biblio.</w:t>
@@ -6880,13 +7055,40 @@
           <w:b/>
           <w:bCs/>
         </w:rPr>
-        <w:t xml:space="preserve">Le multi-membership</w:t>
-      </w:r>
-      <w:r>
-        <w:t xml:space="preserve"> </w:t>
-      </w:r>
-      <w:r>
-        <w:t xml:space="preserve">(§5.6). Vous pensez que c’est inutilement complexe et qu’il faudrait un seul rôle par personne par biblio. C’est une décision de modèle de données, plus structurante qu’il n’y paraît. À porter avec les dev.</w:t>
+        <w:t xml:space="preserve">Le rôle exclusif</w:t>
+      </w:r>
+      <w:r>
+        <w:t xml:space="preserve"> </w:t>
+      </w:r>
+      <w:r>
+        <w:t xml:space="preserve">(§5.6). Vous pensez qu’une personne devrait pouvoir cumuler plusieurs rôles actifs dans la même biblio (être à la fois</w:t>
+      </w:r>
+      <w:r>
+        <w:t xml:space="preserve"> </w:t>
+      </w:r>
+      <w:r>
+        <w:rPr>
+          <w:rStyle w:val="VerbatimChar"/>
+        </w:rPr>
+        <w:t xml:space="preserve">librarian</w:t>
+      </w:r>
+      <w:r>
+        <w:t xml:space="preserve"> </w:t>
+      </w:r>
+      <w:r>
+        <w:t xml:space="preserve">et</w:t>
+      </w:r>
+      <w:r>
+        <w:t xml:space="preserve"> </w:t>
+      </w:r>
+      <w:r>
+        <w:rPr>
+          <w:rStyle w:val="VerbatimChar"/>
+        </w:rPr>
+        <w:t xml:space="preserve">coordenador</w:t>
+      </w:r>
+      <w:r>
+        <w:t xml:space="preserve">, par exemple). C’est une décision de modèle de données, plus structurante qu’il n’y paraît — et elle a déjà été tranchée dans l’autre sens en mai 2026. À porter avec les dev.</w:t>
       </w:r>
     </w:p>
     <w:p>
@@ -7332,10 +7534,38 @@
         <w:rPr>
           <w:rStyle w:val="VerbatimChar"/>
         </w:rPr>
+        <w:t xml:space="preserve">vacated</w:t>
+      </w:r>
+      <w:r>
+        <w:t xml:space="preserve"> </w:t>
+      </w:r>
+      <w:r>
+        <w:t xml:space="preserve">— le statut du rôle</w:t>
+      </w:r>
+      <w:r>
+        <w:t xml:space="preserve"> </w:t>
+      </w:r>
+      <w:r>
+        <w:rPr>
+          <w:b/>
+          <w:bCs/>
+        </w:rPr>
+        <w:t xml:space="preserve">quitté volontairement</w:t>
+      </w:r>
+      <w:r>
+        <w:t xml:space="preserve">, distinct de l’</w:t>
+      </w:r>
+      <w:r>
+        <w:rPr>
+          <w:rStyle w:val="VerbatimChar"/>
+        </w:rPr>
         <w:t xml:space="preserve">inactive</w:t>
       </w:r>
       <w:r>
-        <w:t xml:space="preserve">.</w:t>
+        <w:t xml:space="preserve"> </w:t>
+      </w:r>
+      <w:r>
+        <w:t xml:space="preserve">du compte délaissé.</w:t>
       </w:r>
     </w:p>
     <w:p>
@@ -7347,7 +7577,7 @@
         </w:numPr>
       </w:pPr>
       <w:r>
-        <w:t xml:space="preserve">Si vous n’aviez pas déjà la membership cible (</w:t>
+        <w:t xml:space="preserve">Votre ligne de rang inférieur (</w:t>
       </w:r>
       <w:r>
         <w:rPr>
@@ -7371,7 +7601,7 @@
         <w:t xml:space="preserve">librarian</w:t>
       </w:r>
       <w:r>
-        <w:t xml:space="preserve">), elle est créée à</w:t>
+        <w:t xml:space="preserve">, selon l’atterrissage choisi) est réactivée si elle existait — ou créée à</w:t>
       </w:r>
       <w:r>
         <w:t xml:space="preserve"> </w:t>
@@ -7383,7 +7613,10 @@
         <w:t xml:space="preserve">active</w:t>
       </w:r>
       <w:r>
-        <w:t xml:space="preserve">.</w:t>
+        <w:t xml:space="preserve"> </w:t>
+      </w:r>
+      <w:r>
+        <w:t xml:space="preserve">sinon.</w:t>
       </w:r>
     </w:p>
     <w:p>
@@ -7481,7 +7714,7 @@
         <w:rPr>
           <w:rStyle w:val="VerbatimChar"/>
         </w:rPr>
-        <w:t xml:space="preserve">inactive</w:t>
+        <w:t xml:space="preserve">vacated</w:t>
       </w:r>
       <w:r>
         <w:t xml:space="preserve">.</w:t>
@@ -8161,10 +8394,25 @@
         <w:rPr>
           <w:rStyle w:val="VerbatimChar"/>
         </w:rPr>
-        <w:t xml:space="preserve">inactive</w:t>
-      </w:r>
-      <w:r>
-        <w:t xml:space="preserve">.</w:t>
+        <w:t xml:space="preserve">removed</w:t>
+      </w:r>
+      <w:r>
+        <w:t xml:space="preserve">. La ligne de rang inférieur (fermée lors de la promotion, cf. rôle exclusif §5.6) est réactivée — ou une ligne</w:t>
+      </w:r>
+      <w:r>
+        <w:t xml:space="preserve"> </w:t>
+      </w:r>
+      <w:r>
+        <w:rPr>
+          <w:rStyle w:val="VerbatimChar"/>
+        </w:rPr>
+        <w:t xml:space="preserve">reader</w:t>
+      </w:r>
+      <w:r>
+        <w:t xml:space="preserve"> </w:t>
+      </w:r>
+      <w:r>
+        <w:t xml:space="preserve">est créée : la personne quitte l’équipe, pas la biblio.</w:t>
       </w:r>
       <w:r>
         <w:t xml:space="preserve"> </w:t>
@@ -9329,7 +9577,7 @@
               <w:rPr>
                 <w:rStyle w:val="VerbatimChar"/>
               </w:rPr>
-              <w:t xml:space="preserve">inactive</w:t>
+              <w:t xml:space="preserve">removed</w:t>
             </w:r>
           </w:p>
         </w:tc>
@@ -9707,10 +9955,10 @@
         <w:rPr>
           <w:rStyle w:val="VerbatimChar"/>
         </w:rPr>
-        <w:t xml:space="preserve">inactive</w:t>
-      </w:r>
-      <w:r>
-        <w:t xml:space="preserve">. Si elle avait une membership</w:t>
+        <w:t xml:space="preserve">removed</w:t>
+      </w:r>
+      <w:r>
+        <w:t xml:space="preserve">. Sa précédente ligne</w:t>
       </w:r>
       <w:r>
         <w:t xml:space="preserve"> </w:t>
@@ -9725,7 +9973,7 @@
         <w:t xml:space="preserve"> </w:t>
       </w:r>
       <w:r>
-        <w:t xml:space="preserve">parallèle, celle-ci reste active (et la personne « retombe » librarian). Sinon, elle redevient simple</w:t>
+        <w:t xml:space="preserve">— fermée lors de sa promotion (rôle exclusif, §5.6) — est alors réactivée : la personne « retombe » librarian. Si elle n’en a jamais eu (arrivée par saut collégial), elle redevient simple</w:t>
       </w:r>
       <w:r>
         <w:t xml:space="preserve"> </w:t>
@@ -10149,7 +10397,7 @@
         <w:rPr>
           <w:rStyle w:val="VerbatimChar"/>
         </w:rPr>
-        <w:t xml:space="preserve">inactive</w:t>
+        <w:t xml:space="preserve">vacated</w:t>
       </w:r>
       <w:r>
         <w:t xml:space="preserve">, court-circuit de la carence. Politiquement, c’est cohérent : le droit P3 (auto-rétrogradation) est inconditionnel.</w:t>
@@ -11434,7 +11682,7 @@
         <w:t xml:space="preserve"> </w:t>
       </w:r>
       <w:r>
-        <w:t xml:space="preserve">: est-ce que le collectif existe encore ? Veut-il continuer à exister ? S’il y a des membres mais qu’iels ont juste laissé tomber les fonctions techniques, on peut recoopter de nouveaux staff par cooptation hors-workflow.</w:t>
+        <w:t xml:space="preserve">: est-ce que le collectif existe encore ? Veut-il continuer à exister ? S’il y a des membres mais qu’iels ont juste laissé tomber les fonctions techniques, on peut reconstituer une coordination — par le circuit collégial, comme partout ailleurs.</w:t>
       </w:r>
     </w:p>
     <w:p>
@@ -11446,13 +11694,116 @@
           <w:b/>
           <w:bCs/>
         </w:rPr>
-        <w:t xml:space="preserve">3. Cooptation hors-workflow</w:t>
-      </w:r>
-      <w:r>
-        <w:t xml:space="preserve"> </w:t>
-      </w:r>
-      <w:r>
-        <w:t xml:space="preserve">par l’admin réseau, via SQL direct ou via l’UI (un·e admin réseau a le droit d’agir comme coord+ sur n’importe quelle biblio, cf. chapitre 2). La cooptation hors-workflow doit être tracée dans l’audit log avec une raison explicite : « Reprise de coordination après vacance, suite à contact du collectif du JJ/MM, par admin réseau X ». Et — point clé de doctrine —</w:t>
+        <w:t xml:space="preserve">3. Rattrapage par le circuit collégial</w:t>
+      </w:r>
+      <w:r>
+        <w:t xml:space="preserve"> </w:t>
+      </w:r>
+      <w:r>
+        <w:rPr>
+          <w:i/>
+          <w:iCs/>
+        </w:rPr>
+        <w:t xml:space="preserve">(depuis le 01/09/2026, il n’existe plus de « cooptation hors-workflow » : les promotions directes sont condamnées, y compris pour l’admin réseau)</w:t>
+      </w:r>
+      <w:r>
+        <w:t xml:space="preserve">. L’admin réseau a le droit de</w:t>
+      </w:r>
+      <w:r>
+        <w:t xml:space="preserve"> </w:t>
+      </w:r>
+      <w:r>
+        <w:rPr>
+          <w:b/>
+          <w:bCs/>
+        </w:rPr>
+        <w:t xml:space="preserve">déposer une proposition de coordination</w:t>
+      </w:r>
+      <w:r>
+        <w:t xml:space="preserve"> </w:t>
+      </w:r>
+      <w:r>
+        <w:t xml:space="preserve">sur n’importe quelle biblio (cf. chapitre 2). S’il reste un·e</w:t>
+      </w:r>
+      <w:r>
+        <w:t xml:space="preserve"> </w:t>
+      </w:r>
+      <w:r>
+        <w:rPr>
+          <w:rStyle w:val="VerbatimChar"/>
+        </w:rPr>
+        <w:t xml:space="preserve">librarian</w:t>
+      </w:r>
+      <w:r>
+        <w:t xml:space="preserve"> </w:t>
+      </w:r>
+      <w:r>
+        <w:t xml:space="preserve">actif·ve, la proposition peut le·la viser. S’il ne reste que des</w:t>
+      </w:r>
+      <w:r>
+        <w:t xml:space="preserve"> </w:t>
+      </w:r>
+      <w:r>
+        <w:rPr>
+          <w:rStyle w:val="VerbatimChar"/>
+        </w:rPr>
+        <w:t xml:space="preserve">reader</w:t>
+      </w:r>
+      <w:r>
+        <w:t xml:space="preserve"> </w:t>
+      </w:r>
+      <w:r>
+        <w:t xml:space="preserve">actif·ves, le chemin praticable est le</w:t>
+      </w:r>
+      <w:r>
+        <w:t xml:space="preserve"> </w:t>
+      </w:r>
+      <w:r>
+        <w:rPr>
+          <w:b/>
+          <w:bCs/>
+        </w:rPr>
+        <w:t xml:space="preserve">saut collégial</w:t>
+      </w:r>
+      <w:r>
+        <w:t xml:space="preserve"> </w:t>
+      </w:r>
+      <w:r>
+        <w:t xml:space="preserve">: le collectif local décide d’activer le réglage (</w:t>
+      </w:r>
+      <w:r>
+        <w:rPr>
+          <w:rStyle w:val="VerbatimChar"/>
+        </w:rPr>
+        <w:t xml:space="preserve">allow_direct_coordenador</w:t>
+      </w:r>
+      <w:r>
+        <w:t xml:space="preserve">), l’admin réseau dépose la proposition visant un·e reader actif·ve, le quorum de bootstrap s’applique (1 endossement quand l’équipe est trop petite), et la personne</w:t>
+      </w:r>
+      <w:r>
+        <w:t xml:space="preserve"> </w:t>
+      </w:r>
+      <w:r>
+        <w:rPr>
+          <w:b/>
+          <w:bCs/>
+        </w:rPr>
+        <w:t xml:space="preserve">accepte</w:t>
+      </w:r>
+      <w:r>
+        <w:t xml:space="preserve">. Rien ne se fait sans le collectif : la proposition exécute sa décision, elle ne la remplace pas. L’action est tracée (audit log +</w:t>
+      </w:r>
+      <w:r>
+        <w:t xml:space="preserve"> </w:t>
+      </w:r>
+      <w:r>
+        <w:rPr>
+          <w:rStyle w:val="VerbatimChar"/>
+        </w:rPr>
+        <w:t xml:space="preserve">cross_library_actions_log</w:t>
+      </w:r>
+      <w:r>
+        <w:t xml:space="preserve">), et — point clé de doctrine —</w:t>
       </w:r>
       <w:r>
         <w:t xml:space="preserve"> </w:t>
@@ -15528,29 +15879,29 @@
               <w:pStyle w:val="Compact"/>
             </w:pPr>
             <w:r>
-              <w:t xml:space="preserve">Cooptation (T1, T2)</w:t>
-            </w:r>
-          </w:p>
-        </w:tc>
-        <w:tc>
-          <w:tcPr/>
-          <w:p>
-            <w:pPr>
-              <w:pStyle w:val="Compact"/>
-            </w:pPr>
-            <w:r>
-              <w:t xml:space="preserve">✅</w:t>
-            </w:r>
-          </w:p>
-        </w:tc>
-        <w:tc>
-          <w:tcPr/>
-          <w:p>
-            <w:pPr>
-              <w:pStyle w:val="Compact"/>
-            </w:pPr>
-            <w:r>
-              <w:t xml:space="preserve">✅</w:t>
+              <w:t xml:space="preserve">Proposition déposée (accueil ou coordination)</w:t>
+            </w:r>
+          </w:p>
+        </w:tc>
+        <w:tc>
+          <w:tcPr/>
+          <w:p>
+            <w:pPr>
+              <w:pStyle w:val="Compact"/>
+            </w:pPr>
+            <w:r>
+              <w:t xml:space="preserve">—</w:t>
+            </w:r>
+          </w:p>
+        </w:tc>
+        <w:tc>
+          <w:tcPr/>
+          <w:p>
+            <w:pPr>
+              <w:pStyle w:val="Compact"/>
+            </w:pPr>
+            <w:r>
+              <w:t xml:space="preserve">✅ à endosser</w:t>
             </w:r>
           </w:p>
         </w:tc>
@@ -15574,29 +15925,29 @@
               <w:pStyle w:val="Compact"/>
             </w:pPr>
             <w:r>
-              <w:t xml:space="preserve">Auto-rétrogradation (T3, T4)</w:t>
-            </w:r>
-          </w:p>
-        </w:tc>
-        <w:tc>
-          <w:tcPr/>
-          <w:p>
-            <w:pPr>
-              <w:pStyle w:val="Compact"/>
-            </w:pPr>
-            <w:r>
-              <w:t xml:space="preserve">✅ confirmation</w:t>
-            </w:r>
-          </w:p>
-        </w:tc>
-        <w:tc>
-          <w:tcPr/>
-          <w:p>
-            <w:pPr>
-              <w:pStyle w:val="Compact"/>
-            </w:pPr>
-            <w:r>
-              <w:t xml:space="preserve">✅</w:t>
+              <w:t xml:space="preserve">Proposition prête (quorum atteint)</w:t>
+            </w:r>
+          </w:p>
+        </w:tc>
+        <w:tc>
+          <w:tcPr/>
+          <w:p>
+            <w:pPr>
+              <w:pStyle w:val="Compact"/>
+            </w:pPr>
+            <w:r>
+              <w:t xml:space="preserve">✅ à accepter</w:t>
+            </w:r>
+          </w:p>
+        </w:tc>
+        <w:tc>
+          <w:tcPr/>
+          <w:p>
+            <w:pPr>
+              <w:pStyle w:val="Compact"/>
+            </w:pPr>
+            <w:r>
+              <w:t xml:space="preserve">—</w:t>
             </w:r>
           </w:p>
         </w:tc>
@@ -15620,18 +15971,18 @@
               <w:pStyle w:val="Compact"/>
             </w:pPr>
             <w:r>
-              <w:t xml:space="preserve">Demande de retrait (T5)</w:t>
-            </w:r>
-          </w:p>
-        </w:tc>
-        <w:tc>
-          <w:tcPr/>
-          <w:p>
-            <w:pPr>
-              <w:pStyle w:val="Compact"/>
-            </w:pPr>
-            <w:r>
-              <w:t xml:space="preserve">✅</w:t>
+              <w:t xml:space="preserve">Cooptation aboutie (acceptation — T1, T2, T2b)</w:t>
+            </w:r>
+          </w:p>
+        </w:tc>
+        <w:tc>
+          <w:tcPr/>
+          <w:p>
+            <w:pPr>
+              <w:pStyle w:val="Compact"/>
+            </w:pPr>
+            <w:r>
+              <w:t xml:space="preserve">✅ bienvenue</w:t>
             </w:r>
           </w:p>
         </w:tc>
@@ -15666,18 +16017,18 @@
               <w:pStyle w:val="Compact"/>
             </w:pPr>
             <w:r>
-              <w:t xml:space="preserve">Annulation de demande (T8)</w:t>
-            </w:r>
-          </w:p>
-        </w:tc>
-        <w:tc>
-          <w:tcPr/>
-          <w:p>
-            <w:pPr>
-              <w:pStyle w:val="Compact"/>
-            </w:pPr>
-            <w:r>
-              <w:t xml:space="preserve">✅</w:t>
+              <w:t xml:space="preserve">Auto-rétrogradation (T3, T4)</w:t>
+            </w:r>
+          </w:p>
+        </w:tc>
+        <w:tc>
+          <w:tcPr/>
+          <w:p>
+            <w:pPr>
+              <w:pStyle w:val="Compact"/>
+            </w:pPr>
+            <w:r>
+              <w:t xml:space="preserve">✅ confirmation</w:t>
             </w:r>
           </w:p>
         </w:tc>
@@ -15712,7 +16063,7 @@
               <w:pStyle w:val="Compact"/>
             </w:pPr>
             <w:r>
-              <w:t xml:space="preserve">Fin de carence (J+7)</w:t>
+              <w:t xml:space="preserve">Demande de retrait (T5)</w:t>
             </w:r>
           </w:p>
         </w:tc>
@@ -15758,18 +16109,18 @@
               <w:pStyle w:val="Compact"/>
             </w:pPr>
             <w:r>
-              <w:t xml:space="preserve">Suspension (T6)</w:t>
-            </w:r>
-          </w:p>
-        </w:tc>
-        <w:tc>
-          <w:tcPr/>
-          <w:p>
-            <w:pPr>
-              <w:pStyle w:val="Compact"/>
-            </w:pPr>
-            <w:r>
-              <w:t xml:space="preserve">✅ urgent</w:t>
+              <w:t xml:space="preserve">Annulation de demande (T8)</w:t>
+            </w:r>
+          </w:p>
+        </w:tc>
+        <w:tc>
+          <w:tcPr/>
+          <w:p>
+            <w:pPr>
+              <w:pStyle w:val="Compact"/>
+            </w:pPr>
+            <w:r>
+              <w:t xml:space="preserve">✅</w:t>
             </w:r>
           </w:p>
         </w:tc>
@@ -15804,7 +16155,7 @@
               <w:pStyle w:val="Compact"/>
             </w:pPr>
             <w:r>
-              <w:t xml:space="preserve">Levée de suspension (T7)</w:t>
+              <w:t xml:space="preserve">Fin de carence (J+7)</w:t>
             </w:r>
           </w:p>
         </w:tc>
@@ -15850,29 +16201,29 @@
               <w:pStyle w:val="Compact"/>
             </w:pPr>
             <w:r>
-              <w:t xml:space="preserve">Sortie auto à 9 mois (T9)</w:t>
-            </w:r>
-          </w:p>
-        </w:tc>
-        <w:tc>
-          <w:tcPr/>
-          <w:p>
-            <w:pPr>
-              <w:pStyle w:val="Compact"/>
-            </w:pPr>
-            <w:r>
-              <w:t xml:space="preserve">✅ rappels + final</w:t>
-            </w:r>
-          </w:p>
-        </w:tc>
-        <w:tc>
-          <w:tcPr/>
-          <w:p>
-            <w:pPr>
-              <w:pStyle w:val="Compact"/>
-            </w:pPr>
-            <w:r>
-              <w:t xml:space="preserve">✅ (final seulement)</w:t>
+              <w:t xml:space="preserve">Suspension (T6)</w:t>
+            </w:r>
+          </w:p>
+        </w:tc>
+        <w:tc>
+          <w:tcPr/>
+          <w:p>
+            <w:pPr>
+              <w:pStyle w:val="Compact"/>
+            </w:pPr>
+            <w:r>
+              <w:t xml:space="preserve">✅ urgent</w:t>
+            </w:r>
+          </w:p>
+        </w:tc>
+        <w:tc>
+          <w:tcPr/>
+          <w:p>
+            <w:pPr>
+              <w:pStyle w:val="Compact"/>
+            </w:pPr>
+            <w:r>
+              <w:t xml:space="preserve">✅</w:t>
             </w:r>
           </w:p>
         </w:tc>
@@ -15896,7 +16247,7 @@
               <w:pStyle w:val="Compact"/>
             </w:pPr>
             <w:r>
-              <w:t xml:space="preserve">Dernier·e coord part</w:t>
+              <w:t xml:space="preserve">Levée de suspension (T7)</w:t>
             </w:r>
           </w:p>
         </w:tc>
@@ -15918,18 +16269,18 @@
               <w:pStyle w:val="Compact"/>
             </w:pPr>
             <w:r>
-              <w:t xml:space="preserve">✅ (le·la concerné·e)</w:t>
-            </w:r>
-          </w:p>
-        </w:tc>
-        <w:tc>
-          <w:tcPr/>
-          <w:p>
-            <w:pPr>
-              <w:pStyle w:val="Compact"/>
-            </w:pPr>
-            <w:r>
-              <w:t xml:space="preserve">✅ alerte</w:t>
+              <w:t xml:space="preserve">✅</w:t>
+            </w:r>
+          </w:p>
+        </w:tc>
+        <w:tc>
+          <w:tcPr/>
+          <w:p>
+            <w:pPr>
+              <w:pStyle w:val="Compact"/>
+            </w:pPr>
+            <w:r>
+              <w:t xml:space="preserve">—</w:t>
             </w:r>
           </w:p>
         </w:tc>
@@ -15942,7 +16293,29 @@
               <w:pStyle w:val="Compact"/>
             </w:pPr>
             <w:r>
-              <w:t xml:space="preserve">Cooptation admin réseau (proposition)</w:t>
+              <w:t xml:space="preserve">Sortie auto à 9 mois (T9)</w:t>
+            </w:r>
+          </w:p>
+        </w:tc>
+        <w:tc>
+          <w:tcPr/>
+          <w:p>
+            <w:pPr>
+              <w:pStyle w:val="Compact"/>
+            </w:pPr>
+            <w:r>
+              <w:t xml:space="preserve">✅ rappels + final</w:t>
+            </w:r>
+          </w:p>
+        </w:tc>
+        <w:tc>
+          <w:tcPr/>
+          <w:p>
+            <w:pPr>
+              <w:pStyle w:val="Compact"/>
+            </w:pPr>
+            <w:r>
+              <w:t xml:space="preserve">✅ (final seulement)</w:t>
             </w:r>
           </w:p>
         </w:tc>
@@ -15954,28 +16327,6 @@
             </w:pPr>
             <w:r>
               <w:t xml:space="preserve">—</w:t>
-            </w:r>
-          </w:p>
-        </w:tc>
-        <w:tc>
-          <w:tcPr/>
-          <w:p>
-            <w:pPr>
-              <w:pStyle w:val="Compact"/>
-            </w:pPr>
-            <w:r>
-              <w:t xml:space="preserve">—</w:t>
-            </w:r>
-          </w:p>
-        </w:tc>
-        <w:tc>
-          <w:tcPr/>
-          <w:p>
-            <w:pPr>
-              <w:pStyle w:val="Compact"/>
-            </w:pPr>
-            <w:r>
-              <w:t xml:space="preserve">✅</w:t>
             </w:r>
           </w:p>
         </w:tc>
@@ -15988,40 +16339,40 @@
               <w:pStyle w:val="Compact"/>
             </w:pPr>
             <w:r>
-              <w:t xml:space="preserve">Cooptation admin réseau (succès)</w:t>
-            </w:r>
-          </w:p>
-        </w:tc>
-        <w:tc>
-          <w:tcPr/>
-          <w:p>
-            <w:pPr>
-              <w:pStyle w:val="Compact"/>
-            </w:pPr>
-            <w:r>
-              <w:t xml:space="preserve">✅ bienvenue</w:t>
-            </w:r>
-          </w:p>
-        </w:tc>
-        <w:tc>
-          <w:tcPr/>
-          <w:p>
-            <w:pPr>
-              <w:pStyle w:val="Compact"/>
-            </w:pPr>
-            <w:r>
-              <w:t xml:space="preserve">—</w:t>
-            </w:r>
-          </w:p>
-        </w:tc>
-        <w:tc>
-          <w:tcPr/>
-          <w:p>
-            <w:pPr>
-              <w:pStyle w:val="Compact"/>
-            </w:pPr>
-            <w:r>
-              <w:t xml:space="preserve">✅ récap</w:t>
+              <w:t xml:space="preserve">Dernier·e coord part</w:t>
+            </w:r>
+          </w:p>
+        </w:tc>
+        <w:tc>
+          <w:tcPr/>
+          <w:p>
+            <w:pPr>
+              <w:pStyle w:val="Compact"/>
+            </w:pPr>
+            <w:r>
+              <w:t xml:space="preserve">✅</w:t>
+            </w:r>
+          </w:p>
+        </w:tc>
+        <w:tc>
+          <w:tcPr/>
+          <w:p>
+            <w:pPr>
+              <w:pStyle w:val="Compact"/>
+            </w:pPr>
+            <w:r>
+              <w:t xml:space="preserve">✅ (le·la concerné·e)</w:t>
+            </w:r>
+          </w:p>
+        </w:tc>
+        <w:tc>
+          <w:tcPr/>
+          <w:p>
+            <w:pPr>
+              <w:pStyle w:val="Compact"/>
+            </w:pPr>
+            <w:r>
+              <w:t xml:space="preserve">✅ alerte</w:t>
             </w:r>
           </w:p>
         </w:tc>
@@ -16034,18 +16385,18 @@
               <w:pStyle w:val="Compact"/>
             </w:pPr>
             <w:r>
-              <w:t xml:space="preserve">Cooptation admin réseau (rejet)</w:t>
-            </w:r>
-          </w:p>
-        </w:tc>
-        <w:tc>
-          <w:tcPr/>
-          <w:p>
-            <w:pPr>
-              <w:pStyle w:val="Compact"/>
-            </w:pPr>
-            <w:r>
-              <w:t xml:space="preserve">✅ avec rationale</w:t>
+              <w:t xml:space="preserve">Cooptation admin réseau (proposition)</w:t>
+            </w:r>
+          </w:p>
+        </w:tc>
+        <w:tc>
+          <w:tcPr/>
+          <w:p>
+            <w:pPr>
+              <w:pStyle w:val="Compact"/>
+            </w:pPr>
+            <w:r>
+              <w:t xml:space="preserve">—</w:t>
             </w:r>
           </w:p>
         </w:tc>
@@ -16080,18 +16431,18 @@
               <w:pStyle w:val="Compact"/>
             </w:pPr>
             <w:r>
-              <w:t xml:space="preserve">Retrait collectif admin réseau</w:t>
-            </w:r>
-          </w:p>
-        </w:tc>
-        <w:tc>
-          <w:tcPr/>
-          <w:p>
-            <w:pPr>
-              <w:pStyle w:val="Compact"/>
-            </w:pPr>
-            <w:r>
-              <w:t xml:space="preserve">✅</w:t>
+              <w:t xml:space="preserve">Cooptation admin réseau (succès)</w:t>
+            </w:r>
+          </w:p>
+        </w:tc>
+        <w:tc>
+          <w:tcPr/>
+          <w:p>
+            <w:pPr>
+              <w:pStyle w:val="Compact"/>
+            </w:pPr>
+            <w:r>
+              <w:t xml:space="preserve">✅ bienvenue</w:t>
             </w:r>
           </w:p>
         </w:tc>
@@ -16113,7 +16464,7 @@
               <w:pStyle w:val="Compact"/>
             </w:pPr>
             <w:r>
-              <w:t xml:space="preserve">✅</w:t>
+              <w:t xml:space="preserve">✅ récap</w:t>
             </w:r>
           </w:p>
         </w:tc>
@@ -16126,6 +16477,98 @@
               <w:pStyle w:val="Compact"/>
             </w:pPr>
             <w:r>
+              <w:t xml:space="preserve">Cooptation admin réseau (rejet)</w:t>
+            </w:r>
+          </w:p>
+        </w:tc>
+        <w:tc>
+          <w:tcPr/>
+          <w:p>
+            <w:pPr>
+              <w:pStyle w:val="Compact"/>
+            </w:pPr>
+            <w:r>
+              <w:t xml:space="preserve">✅ avec rationale</w:t>
+            </w:r>
+          </w:p>
+        </w:tc>
+        <w:tc>
+          <w:tcPr/>
+          <w:p>
+            <w:pPr>
+              <w:pStyle w:val="Compact"/>
+            </w:pPr>
+            <w:r>
+              <w:t xml:space="preserve">—</w:t>
+            </w:r>
+          </w:p>
+        </w:tc>
+        <w:tc>
+          <w:tcPr/>
+          <w:p>
+            <w:pPr>
+              <w:pStyle w:val="Compact"/>
+            </w:pPr>
+            <w:r>
+              <w:t xml:space="preserve">✅</w:t>
+            </w:r>
+          </w:p>
+        </w:tc>
+      </w:tr>
+      <w:tr>
+        <w:tc>
+          <w:tcPr/>
+          <w:p>
+            <w:pPr>
+              <w:pStyle w:val="Compact"/>
+            </w:pPr>
+            <w:r>
+              <w:t xml:space="preserve">Retrait collectif admin réseau</w:t>
+            </w:r>
+          </w:p>
+        </w:tc>
+        <w:tc>
+          <w:tcPr/>
+          <w:p>
+            <w:pPr>
+              <w:pStyle w:val="Compact"/>
+            </w:pPr>
+            <w:r>
+              <w:t xml:space="preserve">✅</w:t>
+            </w:r>
+          </w:p>
+        </w:tc>
+        <w:tc>
+          <w:tcPr/>
+          <w:p>
+            <w:pPr>
+              <w:pStyle w:val="Compact"/>
+            </w:pPr>
+            <w:r>
+              <w:t xml:space="preserve">—</w:t>
+            </w:r>
+          </w:p>
+        </w:tc>
+        <w:tc>
+          <w:tcPr/>
+          <w:p>
+            <w:pPr>
+              <w:pStyle w:val="Compact"/>
+            </w:pPr>
+            <w:r>
+              <w:t xml:space="preserve">✅</w:t>
+            </w:r>
+          </w:p>
+        </w:tc>
+      </w:tr>
+      <w:tr>
+        <w:tc>
+          <w:tcPr/>
+          <w:p>
+            <w:pPr>
+              <w:pStyle w:val="Compact"/>
+            </w:pPr>
+            <w:r>
               <w:t xml:space="preserve">Intervention cross-biblios</w:t>
             </w:r>
           </w:p>
@@ -16165,6 +16608,85 @@
         </w:tc>
       </w:tr>
     </w:tbl>
+    <w:p>
+      <w:pPr>
+        <w:pStyle w:val="BodyText"/>
+      </w:pPr>
+      <w:r>
+        <w:t xml:space="preserve">Deux précisions sur les mails du circuit d’invitation :</w:t>
+      </w:r>
+    </w:p>
+    <w:p>
+      <w:pPr>
+        <w:pStyle w:val="Compact"/>
+        <w:numPr>
+          <w:ilvl w:val="0"/>
+          <w:numId w:val="1061"/>
+        </w:numPr>
+      </w:pPr>
+      <w:r>
+        <w:rPr>
+          <w:b/>
+          <w:bCs/>
+        </w:rPr>
+        <w:t xml:space="preserve">Accueillir et confier la coordination ne sont pas le même acte</w:t>
+      </w:r>
+      <w:r>
+        <w:t xml:space="preserve"> </w:t>
+      </w:r>
+      <w:r>
+        <w:t xml:space="preserve">: les mails d’une proposition de coordination ont leurs propres textes, distincts de ceux de l’accueil.</w:t>
+      </w:r>
+    </w:p>
+    <w:p>
+      <w:pPr>
+        <w:pStyle w:val="Compact"/>
+        <w:numPr>
+          <w:ilvl w:val="0"/>
+          <w:numId w:val="1061"/>
+        </w:numPr>
+      </w:pPr>
+      <w:r>
+        <w:rPr>
+          <w:b/>
+          <w:bCs/>
+        </w:rPr>
+        <w:t xml:space="preserve">Un saut collégial se dit</w:t>
+      </w:r>
+      <w:r>
+        <w:t xml:space="preserve"> </w:t>
+      </w:r>
+      <w:r>
+        <w:t xml:space="preserve">: quand une proposition de coordination vise une personne qui n’est pas encore membre de l’équipe (saut</w:t>
+      </w:r>
+      <w:r>
+        <w:t xml:space="preserve"> </w:t>
+      </w:r>
+      <w:r>
+        <w:rPr>
+          <w:rStyle w:val="VerbatimChar"/>
+        </w:rPr>
+        <w:t xml:space="preserve">reader</w:t>
+      </w:r>
+      <w:r>
+        <w:t xml:space="preserve"> </w:t>
+      </w:r>
+      <w:r>
+        <w:t xml:space="preserve">→</w:t>
+      </w:r>
+      <w:r>
+        <w:t xml:space="preserve"> </w:t>
+      </w:r>
+      <w:r>
+        <w:rPr>
+          <w:rStyle w:val="VerbatimChar"/>
+        </w:rPr>
+        <w:t xml:space="preserve">coordenador</w:t>
+      </w:r>
+      <w:r>
+        <w:t xml:space="preserve">, §5.3), les mails de proposition et d’acceptation utilisent des intros dédiées qui le disent explicitement — l’endossement comme l’acceptation se font en connaissance de cause.</w:t>
+      </w:r>
+    </w:p>
     <w:bookmarkEnd w:id="149"/>
     <w:bookmarkStart w:id="150" w:name="le-ton-des-emails"/>
     <w:p>
@@ -16305,7 +16827,7 @@
         <w:pStyle w:val="Compact"/>
         <w:numPr>
           <w:ilvl w:val="0"/>
-          <w:numId w:val="1061"/>
+          <w:numId w:val="1062"/>
         </w:numPr>
       </w:pPr>
       <w:r>
@@ -16343,7 +16865,7 @@
         <w:pStyle w:val="Compact"/>
         <w:numPr>
           <w:ilvl w:val="0"/>
-          <w:numId w:val="1061"/>
+          <w:numId w:val="1062"/>
         </w:numPr>
       </w:pPr>
       <w:r>
@@ -16392,7 +16914,7 @@
         <w:pStyle w:val="Compact"/>
         <w:numPr>
           <w:ilvl w:val="0"/>
-          <w:numId w:val="1062"/>
+          <w:numId w:val="1063"/>
         </w:numPr>
       </w:pPr>
       <w:r>
@@ -16414,7 +16936,7 @@
         <w:pStyle w:val="Compact"/>
         <w:numPr>
           <w:ilvl w:val="0"/>
-          <w:numId w:val="1062"/>
+          <w:numId w:val="1063"/>
         </w:numPr>
       </w:pPr>
       <w:r>
@@ -16896,7 +17418,7 @@
         <w:pStyle w:val="Compact"/>
         <w:numPr>
           <w:ilvl w:val="0"/>
-          <w:numId w:val="1063"/>
+          <w:numId w:val="1064"/>
         </w:numPr>
       </w:pPr>
       <w:r>
@@ -16933,7 +17455,7 @@
         <w:pStyle w:val="Compact"/>
         <w:numPr>
           <w:ilvl w:val="0"/>
-          <w:numId w:val="1063"/>
+          <w:numId w:val="1064"/>
         </w:numPr>
       </w:pPr>
       <w:r>
@@ -16960,7 +17482,7 @@
         <w:pStyle w:val="Compact"/>
         <w:numPr>
           <w:ilvl w:val="0"/>
-          <w:numId w:val="1063"/>
+          <w:numId w:val="1064"/>
         </w:numPr>
       </w:pPr>
       <w:r>
@@ -16993,35 +17515,80 @@
         <w:t xml:space="preserve">librarian</w:t>
       </w:r>
       <w:r>
+        <w:t xml:space="preserve">. Champ « Raison » : « décision AG du 04/05 » (doctrine 1, attente stricte). Confirme : la</w:t>
+      </w:r>
+      <w:r>
+        <w:t xml:space="preserve"> </w:t>
+      </w:r>
+      <w:r>
+        <w:rPr>
+          <w:b/>
+          <w:bCs/>
+        </w:rPr>
+        <w:t xml:space="preserve">proposition</w:t>
+      </w:r>
+      <w:r>
+        <w:t xml:space="preserve"> </w:t>
+      </w:r>
+      <w:r>
+        <w:t xml:space="preserve">est déposée.</w:t>
+      </w:r>
+    </w:p>
+    <w:p>
+      <w:pPr>
+        <w:pStyle w:val="Compact"/>
+        <w:numPr>
+          <w:ilvl w:val="0"/>
+          <w:numId w:val="1064"/>
+        </w:numPr>
+      </w:pPr>
+      <w:r>
+        <w:t xml:space="preserve">Lucy (autre coord) reçoit le mail d’endossement et</w:t>
+      </w:r>
+      <w:r>
+        <w:t xml:space="preserve"> </w:t>
+      </w:r>
+      <w:r>
+        <w:rPr>
+          <w:b/>
+          <w:bCs/>
+        </w:rPr>
+        <w:t xml:space="preserve">ratifie</w:t>
+      </w:r>
+      <w:r>
+        <w:t xml:space="preserve"> </w:t>
+      </w:r>
+      <w:r>
+        <w:t xml:space="preserve">la proposition — un deuxième regard, pas une formalité.</w:t>
+      </w:r>
+    </w:p>
+    <w:p>
+      <w:pPr>
+        <w:pStyle w:val="Compact"/>
+        <w:numPr>
+          <w:ilvl w:val="0"/>
+          <w:numId w:val="1064"/>
+        </w:numPr>
+      </w:pPr>
+      <w:r>
+        <w:t xml:space="preserve">Voltairine reçoit un mail : une invitation à rejoindre l’équipe l’attend dans son compte. Elle</w:t>
+      </w:r>
+      <w:r>
+        <w:t xml:space="preserve"> </w:t>
+      </w:r>
+      <w:r>
+        <w:rPr>
+          <w:b/>
+          <w:bCs/>
+        </w:rPr>
+        <w:t xml:space="preserve">accepte</w:t>
+      </w:r>
+      <w:r>
         <w:t xml:space="preserve">.</w:t>
       </w:r>
     </w:p>
     <w:p>
       <w:pPr>
-        <w:pStyle w:val="Compact"/>
-        <w:numPr>
-          <w:ilvl w:val="0"/>
-          <w:numId w:val="1063"/>
-        </w:numPr>
-      </w:pPr>
-      <w:r>
-        <w:t xml:space="preserve">Champ « Raison » : « décision AG du 04/05 » (doctrine 1, attente stricte).</w:t>
-      </w:r>
-    </w:p>
-    <w:p>
-      <w:pPr>
-        <w:pStyle w:val="Compact"/>
-        <w:numPr>
-          <w:ilvl w:val="0"/>
-          <w:numId w:val="1063"/>
-        </w:numPr>
-      </w:pPr>
-      <w:r>
-        <w:t xml:space="preserve">Confirme.</w:t>
-      </w:r>
-    </w:p>
-    <w:p>
-      <w:pPr>
         <w:pStyle w:val="FirstParagraph"/>
       </w:pPr>
       <w:r>
@@ -17029,48 +17596,69 @@
           <w:b/>
           <w:bCs/>
         </w:rPr>
-        <w:t xml:space="preserve">Effet immédiat.</w:t>
-      </w:r>
-    </w:p>
-    <w:p>
-      <w:pPr>
-        <w:pStyle w:val="Compact"/>
-        <w:numPr>
-          <w:ilvl w:val="0"/>
-          <w:numId w:val="1064"/>
-        </w:numPr>
-      </w:pPr>
-      <w:r>
-        <w:t xml:space="preserve">Voltairine reçoit un mail : « Salut Voltairine, tu as été nommée librarian de la BLMF par Emma G. suite à :</w:t>
-      </w:r>
-      <w:r>
-        <w:t xml:space="preserve"> </w:t>
-      </w:r>
-      <w:r>
-        <w:t xml:space="preserve">“décision AG du 04/05”</w:t>
-      </w:r>
-      <w:r>
-        <w:t xml:space="preserve">. Tes nouveaux droits sont actifs. Bienvenue dans l’équipe. »</w:t>
-      </w:r>
-    </w:p>
-    <w:p>
-      <w:pPr>
-        <w:pStyle w:val="Compact"/>
-        <w:numPr>
-          <w:ilvl w:val="0"/>
-          <w:numId w:val="1064"/>
-        </w:numPr>
-      </w:pPr>
-      <w:r>
-        <w:t xml:space="preserve">Les autres coords actives de la BLMF (Lucy et Piotr) reçoivent un mail informationnel.</w:t>
-      </w:r>
-    </w:p>
-    <w:p>
-      <w:pPr>
-        <w:pStyle w:val="Compact"/>
-        <w:numPr>
-          <w:ilvl w:val="0"/>
-          <w:numId w:val="1064"/>
+        <w:t xml:space="preserve">Effet à l’acceptation.</w:t>
+      </w:r>
+    </w:p>
+    <w:p>
+      <w:pPr>
+        <w:pStyle w:val="Compact"/>
+        <w:numPr>
+          <w:ilvl w:val="0"/>
+          <w:numId w:val="1065"/>
+        </w:numPr>
+      </w:pPr>
+      <w:r>
+        <w:t xml:space="preserve">La ligne</w:t>
+      </w:r>
+      <w:r>
+        <w:t xml:space="preserve"> </w:t>
+      </w:r>
+      <w:r>
+        <w:rPr>
+          <w:rStyle w:val="VerbatimChar"/>
+        </w:rPr>
+        <w:t xml:space="preserve">librarian</w:t>
+      </w:r>
+      <w:r>
+        <w:t xml:space="preserve"> </w:t>
+      </w:r>
+      <w:r>
+        <w:t xml:space="preserve">de Voltairine devient active ; sa ligne</w:t>
+      </w:r>
+      <w:r>
+        <w:t xml:space="preserve"> </w:t>
+      </w:r>
+      <w:r>
+        <w:rPr>
+          <w:rStyle w:val="VerbatimChar"/>
+        </w:rPr>
+        <w:t xml:space="preserve">reader</w:t>
+      </w:r>
+      <w:r>
+        <w:t xml:space="preserve"> </w:t>
+      </w:r>
+      <w:r>
+        <w:t xml:space="preserve">se ferme (rôle exclusif, §5.6).</w:t>
+      </w:r>
+    </w:p>
+    <w:p>
+      <w:pPr>
+        <w:pStyle w:val="Compact"/>
+        <w:numPr>
+          <w:ilvl w:val="0"/>
+          <w:numId w:val="1065"/>
+        </w:numPr>
+      </w:pPr>
+      <w:r>
+        <w:t xml:space="preserve">Voltairine reçoit un mail de bienvenue ; les coords actives de la BLMF (Emma, Lucy, Piotr) reçoivent un mail informationnel.</w:t>
+      </w:r>
+    </w:p>
+    <w:p>
+      <w:pPr>
+        <w:pStyle w:val="Compact"/>
+        <w:numPr>
+          <w:ilvl w:val="0"/>
+          <w:numId w:val="1065"/>
         </w:numPr>
       </w:pPr>
       <w:r>
@@ -17083,7 +17671,53 @@
         <w:rPr>
           <w:rStyle w:val="VerbatimChar"/>
         </w:rPr>
-        <w:t xml:space="preserve">2026-05-05 14:30 — Emma G. a promu Voltairine d.C. librarian (raison: décision AG du 04/05)</w:t>
+        <w:t xml:space="preserve">promoted_to_librarian</w:t>
+      </w:r>
+      <w:r>
+        <w:t xml:space="preserve">, avec la proposition, l’endossement et l’acceptation traçables.</w:t>
+      </w:r>
+    </w:p>
+    <w:p>
+      <w:pPr>
+        <w:pStyle w:val="FirstParagraph"/>
+      </w:pPr>
+      <w:r>
+        <w:rPr>
+          <w:b/>
+          <w:bCs/>
+        </w:rPr>
+        <w:t xml:space="preserve">Commentaire.</w:t>
+      </w:r>
+    </w:p>
+    <w:p>
+      <w:pPr>
+        <w:pStyle w:val="BodyText"/>
+      </w:pPr>
+      <w:r>
+        <w:t xml:space="preserve">Cas le plus simple. Le SIGB exécute proprement la décision du collectif, en trois temps : Emma propose, Lucy endosse, Voltairine accepte. Personne n’a rien décidé seul·e — et Voltairine n’entre dans l’équipe que parce qu’elle l’a</w:t>
+      </w:r>
+      <w:r>
+        <w:t xml:space="preserve"> </w:t>
+      </w:r>
+      <w:r>
+        <w:rPr>
+          <w:b/>
+          <w:bCs/>
+        </w:rPr>
+        <w:t xml:space="preserve">dit</w:t>
+      </w:r>
+      <w:r>
+        <w:t xml:space="preserve">, dans le logiciel comme en AG</w:t>
+      </w:r>
+      <w:r>
+        <w:t xml:space="preserve"> </w:t>
+      </w:r>
+      <w:r>
+        <w:rPr>
+          <w:i/>
+          <w:iCs/>
+        </w:rPr>
+        <w:t xml:space="preserve">(refonte du 01/09/2026 : avant cette date, la promotion était directe et immédiate)</w:t>
       </w:r>
       <w:r>
         <w:t xml:space="preserve">.</w:t>
@@ -17091,29 +17725,9 @@
     </w:p>
     <w:p>
       <w:pPr>
-        <w:pStyle w:val="FirstParagraph"/>
-      </w:pPr>
-      <w:r>
-        <w:rPr>
-          <w:b/>
-          <w:bCs/>
-        </w:rPr>
-        <w:t xml:space="preserve">Commentaire.</w:t>
-      </w:r>
-    </w:p>
-    <w:p>
-      <w:pPr>
         <w:pStyle w:val="BodyText"/>
       </w:pPr>
       <w:r>
-        <w:t xml:space="preserve">Cas le plus simple. Le SIGB exécute proprement la décision du collectif. Emma n’a rien décidé politiquement — elle a cliqué pour exécuter ce qui a été décidé hors logiciel.</w:t>
-      </w:r>
-    </w:p>
-    <w:p>
-      <w:pPr>
-        <w:pStyle w:val="BodyText"/>
-      </w:pPr>
-      <w:r>
         <w:rPr>
           <w:b/>
           <w:bCs/>
@@ -17124,7 +17738,7 @@
         <w:t xml:space="preserve"> </w:t>
       </w:r>
       <w:r>
-        <w:t xml:space="preserve">vérifier que l’AG a vraiment eu lieu, que la décision a vraiment été prise, que Voltairine est vraiment d’accord. Ces choses sont</w:t>
+        <w:t xml:space="preserve">vérifier que l’AG a vraiment eu lieu, ni que la décision a vraiment été prise. Ces choses restent</w:t>
       </w:r>
       <w:r>
         <w:t xml:space="preserve"> </w:t>
@@ -17137,7 +17751,7 @@
         <w:t xml:space="preserve">hors logiciel</w:t>
       </w:r>
       <w:r>
-        <w:t xml:space="preserve">. Si Emma avait menti sur l’AG, le SIGB n’aurait rien vu. La culture politique de la BLMF est ce qui empêche ce mensonge (et le log le rend a posteriori traçable).</w:t>
+        <w:t xml:space="preserve">. Si Emma avait menti sur l’AG, il aurait fallu que Lucy endosse le mensonge et que Voltairine l’accepte — le circuit rend la fraude coûteuse, il ne rend pas la culture politique inutile.</w:t>
       </w:r>
     </w:p>
     <w:bookmarkEnd w:id="157"/>
@@ -17185,7 +17799,7 @@
         <w:pStyle w:val="Compact"/>
         <w:numPr>
           <w:ilvl w:val="0"/>
-          <w:numId w:val="1065"/>
+          <w:numId w:val="1066"/>
         </w:numPr>
       </w:pPr>
       <w:r>
@@ -17222,7 +17836,7 @@
         <w:pStyle w:val="Compact"/>
         <w:numPr>
           <w:ilvl w:val="0"/>
-          <w:numId w:val="1065"/>
+          <w:numId w:val="1066"/>
         </w:numPr>
       </w:pPr>
       <w:r>
@@ -17259,7 +17873,7 @@
         <w:pStyle w:val="Compact"/>
         <w:numPr>
           <w:ilvl w:val="0"/>
-          <w:numId w:val="1065"/>
+          <w:numId w:val="1066"/>
         </w:numPr>
       </w:pPr>
       <w:r>
@@ -17271,7 +17885,7 @@
         <w:pStyle w:val="Compact"/>
         <w:numPr>
           <w:ilvl w:val="0"/>
-          <w:numId w:val="1065"/>
+          <w:numId w:val="1066"/>
         </w:numPr>
       </w:pPr>
       <w:r>
@@ -17283,7 +17897,7 @@
         <w:pStyle w:val="Compact"/>
         <w:numPr>
           <w:ilvl w:val="0"/>
-          <w:numId w:val="1065"/>
+          <w:numId w:val="1066"/>
         </w:numPr>
       </w:pPr>
       <w:r>
@@ -17307,7 +17921,7 @@
         <w:pStyle w:val="Compact"/>
         <w:numPr>
           <w:ilvl w:val="0"/>
-          <w:numId w:val="1066"/>
+          <w:numId w:val="1067"/>
         </w:numPr>
       </w:pPr>
       <w:r>
@@ -17335,22 +17949,25 @@
         <w:rPr>
           <w:rStyle w:val="VerbatimChar"/>
         </w:rPr>
-        <w:t xml:space="preserve">inactive</w:t>
-      </w:r>
-      <w:r>
-        <w:t xml:space="preserve">.</w:t>
-      </w:r>
-    </w:p>
-    <w:p>
-      <w:pPr>
-        <w:pStyle w:val="Compact"/>
-        <w:numPr>
-          <w:ilvl w:val="0"/>
-          <w:numId w:val="1066"/>
-        </w:numPr>
-      </w:pPr>
-      <w:r>
-        <w:t xml:space="preserve">Sa membership</w:t>
+        <w:t xml:space="preserve">vacated</w:t>
+      </w:r>
+      <w:r>
+        <w:t xml:space="preserve"> </w:t>
+      </w:r>
+      <w:r>
+        <w:t xml:space="preserve">(rôle quitté volontairement).</w:t>
+      </w:r>
+    </w:p>
+    <w:p>
+      <w:pPr>
+        <w:pStyle w:val="Compact"/>
+        <w:numPr>
+          <w:ilvl w:val="0"/>
+          <w:numId w:val="1067"/>
+        </w:numPr>
+      </w:pPr>
+      <w:r>
+        <w:t xml:space="preserve">Sa ligne</w:t>
       </w:r>
       <w:r>
         <w:t xml:space="preserve"> </w:t>
@@ -17365,27 +17982,15 @@
         <w:t xml:space="preserve"> </w:t>
       </w:r>
       <w:r>
-        <w:t xml:space="preserve">(qui existait en parallèle) reste</w:t>
-      </w:r>
-      <w:r>
-        <w:t xml:space="preserve"> </w:t>
-      </w:r>
-      <w:r>
-        <w:rPr>
-          <w:rStyle w:val="VerbatimChar"/>
-        </w:rPr>
-        <w:t xml:space="preserve">active</w:t>
-      </w:r>
-      <w:r>
-        <w:t xml:space="preserve">.</w:t>
-      </w:r>
-    </w:p>
-    <w:p>
-      <w:pPr>
-        <w:pStyle w:val="Compact"/>
-        <w:numPr>
-          <w:ilvl w:val="0"/>
-          <w:numId w:val="1066"/>
+        <w:t xml:space="preserve">— fermée lors de sa promotion à la coordination (rôle exclusif, §5.6) — est réactivée.</w:t>
+      </w:r>
+    </w:p>
+    <w:p>
+      <w:pPr>
+        <w:pStyle w:val="Compact"/>
+        <w:numPr>
+          <w:ilvl w:val="0"/>
+          <w:numId w:val="1067"/>
         </w:numPr>
       </w:pPr>
       <w:r>
@@ -17397,7 +18002,7 @@
         <w:pStyle w:val="Compact"/>
         <w:numPr>
           <w:ilvl w:val="0"/>
-          <w:numId w:val="1066"/>
+          <w:numId w:val="1067"/>
         </w:numPr>
       </w:pPr>
       <w:r>
@@ -17409,7 +18014,7 @@
         <w:pStyle w:val="Compact"/>
         <w:numPr>
           <w:ilvl w:val="0"/>
-          <w:numId w:val="1066"/>
+          <w:numId w:val="1067"/>
         </w:numPr>
       </w:pPr>
       <w:r>
@@ -17511,7 +18116,7 @@
         <w:pStyle w:val="Compact"/>
         <w:numPr>
           <w:ilvl w:val="0"/>
-          <w:numId w:val="1067"/>
+          <w:numId w:val="1068"/>
         </w:numPr>
       </w:pPr>
       <w:r>
@@ -17548,7 +18153,7 @@
         <w:pStyle w:val="Compact"/>
         <w:numPr>
           <w:ilvl w:val="0"/>
-          <w:numId w:val="1067"/>
+          <w:numId w:val="1068"/>
         </w:numPr>
       </w:pPr>
       <w:r>
@@ -17573,7 +18178,7 @@
         <w:pStyle w:val="Compact"/>
         <w:numPr>
           <w:ilvl w:val="0"/>
-          <w:numId w:val="1067"/>
+          <w:numId w:val="1068"/>
         </w:numPr>
       </w:pPr>
       <w:r>
@@ -17585,7 +18190,7 @@
         <w:pStyle w:val="Compact"/>
         <w:numPr>
           <w:ilvl w:val="0"/>
-          <w:numId w:val="1067"/>
+          <w:numId w:val="1068"/>
         </w:numPr>
       </w:pPr>
       <w:r>
@@ -17597,7 +18202,7 @@
         <w:pStyle w:val="Compact"/>
         <w:numPr>
           <w:ilvl w:val="0"/>
-          <w:numId w:val="1067"/>
+          <w:numId w:val="1068"/>
         </w:numPr>
       </w:pPr>
       <w:r>
@@ -17621,7 +18226,7 @@
         <w:pStyle w:val="Compact"/>
         <w:numPr>
           <w:ilvl w:val="0"/>
-          <w:numId w:val="1068"/>
+          <w:numId w:val="1069"/>
         </w:numPr>
       </w:pPr>
       <w:r>
@@ -17657,7 +18262,7 @@
         <w:pStyle w:val="Compact"/>
         <w:numPr>
           <w:ilvl w:val="0"/>
-          <w:numId w:val="1068"/>
+          <w:numId w:val="1069"/>
         </w:numPr>
       </w:pPr>
       <w:r>
@@ -17679,7 +18284,7 @@
         <w:pStyle w:val="Compact"/>
         <w:numPr>
           <w:ilvl w:val="0"/>
-          <w:numId w:val="1068"/>
+          <w:numId w:val="1069"/>
         </w:numPr>
       </w:pPr>
       <w:r>
@@ -17709,7 +18314,7 @@
         <w:pStyle w:val="Compact"/>
         <w:numPr>
           <w:ilvl w:val="0"/>
-          <w:numId w:val="1068"/>
+          <w:numId w:val="1069"/>
         </w:numPr>
       </w:pPr>
       <w:r>
@@ -17721,7 +18326,7 @@
         <w:pStyle w:val="Compact"/>
         <w:numPr>
           <w:ilvl w:val="0"/>
-          <w:numId w:val="1068"/>
+          <w:numId w:val="1069"/>
         </w:numPr>
       </w:pPr>
       <w:r>
@@ -17757,7 +18362,7 @@
         <w:pStyle w:val="Compact"/>
         <w:numPr>
           <w:ilvl w:val="0"/>
-          <w:numId w:val="1069"/>
+          <w:numId w:val="1070"/>
         </w:numPr>
       </w:pPr>
       <w:r>
@@ -17769,7 +18374,7 @@
         <w:pStyle w:val="Compact"/>
         <w:numPr>
           <w:ilvl w:val="0"/>
-          <w:numId w:val="1069"/>
+          <w:numId w:val="1070"/>
         </w:numPr>
       </w:pPr>
       <w:r>
@@ -17781,7 +18386,7 @@
         <w:pStyle w:val="Compact"/>
         <w:numPr>
           <w:ilvl w:val="0"/>
-          <w:numId w:val="1069"/>
+          <w:numId w:val="1070"/>
         </w:numPr>
       </w:pPr>
       <w:r>
@@ -17793,7 +18398,7 @@
         <w:pStyle w:val="Compact"/>
         <w:numPr>
           <w:ilvl w:val="0"/>
-          <w:numId w:val="1069"/>
+          <w:numId w:val="1070"/>
         </w:numPr>
       </w:pPr>
       <w:r>
@@ -17831,7 +18436,61 @@
         <w:rPr>
           <w:rStyle w:val="VerbatimChar"/>
         </w:rPr>
-        <w:t xml:space="preserve">inactive</w:t>
+        <w:t xml:space="preserve">removed</w:t>
+      </w:r>
+      <w:r>
+        <w:t xml:space="preserve"> </w:t>
+      </w:r>
+      <w:r>
+        <w:t xml:space="preserve">; sa ligne</w:t>
+      </w:r>
+      <w:r>
+        <w:t xml:space="preserve"> </w:t>
+      </w:r>
+      <w:r>
+        <w:rPr>
+          <w:rStyle w:val="VerbatimChar"/>
+        </w:rPr>
+        <w:t xml:space="preserve">reader</w:t>
+      </w:r>
+      <w:r>
+        <w:t xml:space="preserve"> </w:t>
+      </w:r>
+      <w:r>
+        <w:t xml:space="preserve">est réactivée (il quitte l’équipe, pas la biblio).</w:t>
+      </w:r>
+    </w:p>
+    <w:p>
+      <w:pPr>
+        <w:pStyle w:val="Compact"/>
+        <w:numPr>
+          <w:ilvl w:val="0"/>
+          <w:numId w:val="1070"/>
+        </w:numPr>
+      </w:pPr>
+      <w:r>
+        <w:t xml:space="preserve">Mail final à Karl + à la coordination.</w:t>
+      </w:r>
+    </w:p>
+    <w:p>
+      <w:pPr>
+        <w:pStyle w:val="Compact"/>
+        <w:numPr>
+          <w:ilvl w:val="0"/>
+          <w:numId w:val="1070"/>
+        </w:numPr>
+      </w:pPr>
+      <w:r>
+        <w:t xml:space="preserve">Audit log :</w:t>
+      </w:r>
+      <w:r>
+        <w:t xml:space="preserve"> </w:t>
+      </w:r>
+      <w:r>
+        <w:rPr>
+          <w:rStyle w:val="VerbatimChar"/>
+        </w:rPr>
+        <w:t xml:space="preserve">2026-05-12 — passage automatique en inactif (raison: pending_removal expiré, cron) — actor: NULL</w:t>
       </w:r>
       <w:r>
         <w:t xml:space="preserve">.</w:t>
@@ -17839,35 +18498,51 @@
     </w:p>
     <w:p>
       <w:pPr>
-        <w:pStyle w:val="Compact"/>
-        <w:numPr>
-          <w:ilvl w:val="0"/>
-          <w:numId w:val="1069"/>
-        </w:numPr>
-      </w:pPr>
-      <w:r>
-        <w:t xml:space="preserve">Mail final à Karl + à la coordination.</w:t>
-      </w:r>
-    </w:p>
-    <w:p>
-      <w:pPr>
-        <w:pStyle w:val="Compact"/>
-        <w:numPr>
-          <w:ilvl w:val="0"/>
-          <w:numId w:val="1069"/>
-        </w:numPr>
-      </w:pPr>
-      <w:r>
-        <w:t xml:space="preserve">Audit log :</w:t>
-      </w:r>
-      <w:r>
-        <w:t xml:space="preserve"> </w:t>
-      </w:r>
-      <w:r>
-        <w:rPr>
-          <w:rStyle w:val="VerbatimChar"/>
-        </w:rPr>
-        <w:t xml:space="preserve">2026-05-12 — passage automatique en inactif (raison: pending_removal expiré, cron) — actor: NULL</w:t>
+        <w:pStyle w:val="FirstParagraph"/>
+      </w:pPr>
+      <w:r>
+        <w:rPr>
+          <w:b/>
+          <w:bCs/>
+        </w:rPr>
+        <w:t xml:space="preserve">Commentaire.</w:t>
+      </w:r>
+    </w:p>
+    <w:p>
+      <w:pPr>
+        <w:pStyle w:val="BodyText"/>
+      </w:pPr>
+      <w:r>
+        <w:t xml:space="preserve">C’est le cas de l’exclusion collective. Trois éléments politiques à noter :</w:t>
+      </w:r>
+    </w:p>
+    <w:p>
+      <w:pPr>
+        <w:pStyle w:val="Compact"/>
+        <w:numPr>
+          <w:ilvl w:val="0"/>
+          <w:numId w:val="1071"/>
+        </w:numPr>
+      </w:pPr>
+      <w:r>
+        <w:rPr>
+          <w:b/>
+          <w:bCs/>
+        </w:rPr>
+        <w:t xml:space="preserve">La carence a fonctionné comme garde-fou possible</w:t>
+      </w:r>
+      <w:r>
+        <w:t xml:space="preserve">, sans être utilisée. Lucy et Emma auraient pu annuler ; elles ne l’ont pas fait. Le fait que personne n’ait annulé est lui-même une</w:t>
+      </w:r>
+      <w:r>
+        <w:t xml:space="preserve"> </w:t>
+      </w:r>
+      <w:r>
+        <w:rPr>
+          <w:b/>
+          <w:bCs/>
+        </w:rPr>
+        <w:t xml:space="preserve">délibération implicite</w:t>
       </w:r>
       <w:r>
         <w:t xml:space="preserve">.</w:t>
@@ -17875,62 +18550,10 @@
     </w:p>
     <w:p>
       <w:pPr>
-        <w:pStyle w:val="FirstParagraph"/>
-      </w:pPr>
-      <w:r>
-        <w:rPr>
-          <w:b/>
-          <w:bCs/>
-        </w:rPr>
-        <w:t xml:space="preserve">Commentaire.</w:t>
-      </w:r>
-    </w:p>
-    <w:p>
-      <w:pPr>
-        <w:pStyle w:val="BodyText"/>
-      </w:pPr>
-      <w:r>
-        <w:t xml:space="preserve">C’est le cas de l’exclusion collective. Trois éléments politiques à noter :</w:t>
-      </w:r>
-    </w:p>
-    <w:p>
-      <w:pPr>
-        <w:pStyle w:val="Compact"/>
-        <w:numPr>
-          <w:ilvl w:val="0"/>
-          <w:numId w:val="1070"/>
-        </w:numPr>
-      </w:pPr>
-      <w:r>
-        <w:rPr>
-          <w:b/>
-          <w:bCs/>
-        </w:rPr>
-        <w:t xml:space="preserve">La carence a fonctionné comme garde-fou possible</w:t>
-      </w:r>
-      <w:r>
-        <w:t xml:space="preserve">, sans être utilisée. Lucy et Emma auraient pu annuler ; elles ne l’ont pas fait. Le fait que personne n’ait annulé est lui-même une</w:t>
-      </w:r>
-      <w:r>
-        <w:t xml:space="preserve"> </w:t>
-      </w:r>
-      <w:r>
-        <w:rPr>
-          <w:b/>
-          <w:bCs/>
-        </w:rPr>
-        <w:t xml:space="preserve">délibération implicite</w:t>
-      </w:r>
-      <w:r>
-        <w:t xml:space="preserve">.</w:t>
-      </w:r>
-    </w:p>
-    <w:p>
-      <w:pPr>
-        <w:pStyle w:val="Compact"/>
-        <w:numPr>
-          <w:ilvl w:val="0"/>
-          <w:numId w:val="1070"/>
+        <w:pStyle w:val="Compact"/>
+        <w:numPr>
+          <w:ilvl w:val="0"/>
+          <w:numId w:val="1071"/>
         </w:numPr>
       </w:pPr>
       <w:r>
@@ -17952,7 +18575,7 @@
         <w:pStyle w:val="Compact"/>
         <w:numPr>
           <w:ilvl w:val="0"/>
-          <w:numId w:val="1070"/>
+          <w:numId w:val="1071"/>
         </w:numPr>
       </w:pPr>
       <w:r>
@@ -18032,7 +18655,7 @@
         <w:pStyle w:val="Compact"/>
         <w:numPr>
           <w:ilvl w:val="0"/>
-          <w:numId w:val="1071"/>
+          <w:numId w:val="1072"/>
         </w:numPr>
       </w:pPr>
       <w:r>
@@ -18069,7 +18692,7 @@
         <w:pStyle w:val="Compact"/>
         <w:numPr>
           <w:ilvl w:val="0"/>
-          <w:numId w:val="1071"/>
+          <w:numId w:val="1072"/>
         </w:numPr>
       </w:pPr>
       <w:r>
@@ -18094,7 +18717,7 @@
         <w:pStyle w:val="Compact"/>
         <w:numPr>
           <w:ilvl w:val="0"/>
-          <w:numId w:val="1071"/>
+          <w:numId w:val="1072"/>
         </w:numPr>
       </w:pPr>
       <w:r>
@@ -18122,7 +18745,7 @@
         <w:pStyle w:val="Compact"/>
         <w:numPr>
           <w:ilvl w:val="0"/>
-          <w:numId w:val="1071"/>
+          <w:numId w:val="1072"/>
         </w:numPr>
       </w:pPr>
       <w:r>
@@ -18134,7 +18757,7 @@
         <w:pStyle w:val="Compact"/>
         <w:numPr>
           <w:ilvl w:val="0"/>
-          <w:numId w:val="1071"/>
+          <w:numId w:val="1072"/>
         </w:numPr>
       </w:pPr>
       <w:r>
@@ -18158,7 +18781,7 @@
         <w:pStyle w:val="Compact"/>
         <w:numPr>
           <w:ilvl w:val="0"/>
-          <w:numId w:val="1072"/>
+          <w:numId w:val="1073"/>
         </w:numPr>
       </w:pPr>
       <w:r>
@@ -18182,7 +18805,7 @@
         <w:pStyle w:val="Compact"/>
         <w:numPr>
           <w:ilvl w:val="0"/>
-          <w:numId w:val="1072"/>
+          <w:numId w:val="1073"/>
         </w:numPr>
       </w:pPr>
       <w:r>
@@ -18204,7 +18827,7 @@
         <w:pStyle w:val="Compact"/>
         <w:numPr>
           <w:ilvl w:val="0"/>
-          <w:numId w:val="1072"/>
+          <w:numId w:val="1073"/>
         </w:numPr>
       </w:pPr>
       <w:r>
@@ -18229,7 +18852,7 @@
         <w:pStyle w:val="Compact"/>
         <w:numPr>
           <w:ilvl w:val="0"/>
-          <w:numId w:val="1072"/>
+          <w:numId w:val="1073"/>
         </w:numPr>
       </w:pPr>
       <w:r>
@@ -18241,7 +18864,7 @@
         <w:pStyle w:val="Compact"/>
         <w:numPr>
           <w:ilvl w:val="0"/>
-          <w:numId w:val="1072"/>
+          <w:numId w:val="1073"/>
         </w:numPr>
       </w:pPr>
       <w:r>
@@ -18277,7 +18900,7 @@
         <w:pStyle w:val="Compact"/>
         <w:numPr>
           <w:ilvl w:val="0"/>
-          <w:numId w:val="1073"/>
+          <w:numId w:val="1074"/>
         </w:numPr>
       </w:pPr>
       <w:r>
@@ -18299,7 +18922,7 @@
         <w:pStyle w:val="Compact"/>
         <w:numPr>
           <w:ilvl w:val="0"/>
-          <w:numId w:val="1073"/>
+          <w:numId w:val="1074"/>
         </w:numPr>
       </w:pPr>
       <w:r>
@@ -18321,7 +18944,7 @@
         <w:pStyle w:val="Compact"/>
         <w:numPr>
           <w:ilvl w:val="0"/>
-          <w:numId w:val="1073"/>
+          <w:numId w:val="1074"/>
         </w:numPr>
       </w:pPr>
       <w:r>
@@ -18343,7 +18966,7 @@
         <w:pStyle w:val="Compact"/>
         <w:numPr>
           <w:ilvl w:val="0"/>
-          <w:numId w:val="1073"/>
+          <w:numId w:val="1074"/>
         </w:numPr>
       </w:pPr>
       <w:r>
@@ -18365,7 +18988,7 @@
         <w:pStyle w:val="Compact"/>
         <w:numPr>
           <w:ilvl w:val="0"/>
-          <w:numId w:val="1073"/>
+          <w:numId w:val="1074"/>
         </w:numPr>
       </w:pPr>
       <w:r>
@@ -18480,7 +19103,7 @@
         <w:pStyle w:val="Compact"/>
         <w:numPr>
           <w:ilvl w:val="0"/>
-          <w:numId w:val="1074"/>
+          <w:numId w:val="1075"/>
         </w:numPr>
       </w:pPr>
       <w:r>
@@ -18530,7 +19153,7 @@
         <w:pStyle w:val="Compact"/>
         <w:numPr>
           <w:ilvl w:val="0"/>
-          <w:numId w:val="1074"/>
+          <w:numId w:val="1075"/>
         </w:numPr>
       </w:pPr>
       <w:r>
@@ -18580,7 +19203,7 @@
         <w:pStyle w:val="Compact"/>
         <w:numPr>
           <w:ilvl w:val="0"/>
-          <w:numId w:val="1074"/>
+          <w:numId w:val="1075"/>
         </w:numPr>
       </w:pPr>
       <w:r>
@@ -18604,7 +19227,7 @@
         <w:pStyle w:val="Compact"/>
         <w:numPr>
           <w:ilvl w:val="0"/>
-          <w:numId w:val="1075"/>
+          <w:numId w:val="1076"/>
         </w:numPr>
       </w:pPr>
       <w:r>
@@ -18617,7 +19240,7 @@
         <w:rPr>
           <w:rStyle w:val="VerbatimChar"/>
         </w:rPr>
-        <w:t xml:space="preserve">inactive</w:t>
+        <w:t xml:space="preserve">vacated</w:t>
       </w:r>
       <w:r>
         <w:t xml:space="preserve">.</w:t>
@@ -18628,7 +19251,7 @@
         <w:pStyle w:val="Compact"/>
         <w:numPr>
           <w:ilvl w:val="0"/>
-          <w:numId w:val="1075"/>
+          <w:numId w:val="1076"/>
         </w:numPr>
       </w:pPr>
       <w:r>
@@ -18640,7 +19263,7 @@
         <w:pStyle w:val="Compact"/>
         <w:numPr>
           <w:ilvl w:val="0"/>
-          <w:numId w:val="1075"/>
+          <w:numId w:val="1076"/>
         </w:numPr>
       </w:pPr>
       <w:r>
@@ -18667,7 +19290,7 @@
         <w:pStyle w:val="Compact"/>
         <w:numPr>
           <w:ilvl w:val="0"/>
-          <w:numId w:val="1075"/>
+          <w:numId w:val="1076"/>
         </w:numPr>
       </w:pPr>
       <w:r>
@@ -18689,7 +19312,7 @@
         <w:pStyle w:val="Compact"/>
         <w:numPr>
           <w:ilvl w:val="0"/>
-          <w:numId w:val="1075"/>
+          <w:numId w:val="1076"/>
         </w:numPr>
       </w:pPr>
       <w:r>
@@ -18725,7 +19348,7 @@
         <w:pStyle w:val="Compact"/>
         <w:numPr>
           <w:ilvl w:val="0"/>
-          <w:numId w:val="1076"/>
+          <w:numId w:val="1077"/>
         </w:numPr>
       </w:pPr>
       <w:r>
@@ -18752,7 +19375,7 @@
         <w:pStyle w:val="Compact"/>
         <w:numPr>
           <w:ilvl w:val="0"/>
-          <w:numId w:val="1076"/>
+          <w:numId w:val="1077"/>
         </w:numPr>
       </w:pPr>
       <w:r>
@@ -18764,11 +19387,56 @@
         <w:pStyle w:val="Compact"/>
         <w:numPr>
           <w:ilvl w:val="0"/>
-          <w:numId w:val="1076"/>
-        </w:numPr>
-      </w:pPr>
-      <w:r>
-        <w:t xml:space="preserve">16 mai : Xavier (ou un·e autre coord BLMF qui n’existe plus en l’occurrence, donc Xavier dans son droit transverse) coopte Voltairine en coordenadora.</w:t>
+          <w:numId w:val="1077"/>
+        </w:numPr>
+      </w:pPr>
+      <w:r>
+        <w:t xml:space="preserve">16 mai : Xavier, dans son droit transverse (il n’y a plus de coord BLMF pour le faire),</w:t>
+      </w:r>
+      <w:r>
+        <w:t xml:space="preserve"> </w:t>
+      </w:r>
+      <w:r>
+        <w:rPr>
+          <w:b/>
+          <w:bCs/>
+        </w:rPr>
+        <w:t xml:space="preserve">dépose la proposition de coordination</w:t>
+      </w:r>
+      <w:r>
+        <w:t xml:space="preserve"> </w:t>
+      </w:r>
+      <w:r>
+        <w:t xml:space="preserve">visant Voltairine — librarian active, la précondition T2 est remplie. Friedrich</w:t>
+      </w:r>
+      <w:r>
+        <w:t xml:space="preserve"> </w:t>
+      </w:r>
+      <w:r>
+        <w:rPr>
+          <w:b/>
+          <w:bCs/>
+        </w:rPr>
+        <w:t xml:space="preserve">endosse</w:t>
+      </w:r>
+      <w:r>
+        <w:t xml:space="preserve">, Voltairine</w:t>
+      </w:r>
+      <w:r>
+        <w:t xml:space="preserve"> </w:t>
+      </w:r>
+      <w:r>
+        <w:rPr>
+          <w:b/>
+          <w:bCs/>
+        </w:rPr>
+        <w:t xml:space="preserve">accepte</w:t>
+      </w:r>
+      <w:r>
+        <w:t xml:space="preserve"> </w:t>
+      </w:r>
+      <w:r>
+        <w:t xml:space="preserve">: même sur un rattrapage d’admin réseau, le circuit collégial s’applique intégralement — Xavier ne peut pas « fabriquer » une coordenadora seul.</w:t>
       </w:r>
       <w:r>
         <w:t xml:space="preserve"> </w:t>
@@ -18784,7 +19452,7 @@
         <w:t xml:space="preserve"> </w:t>
       </w:r>
       <w:r>
-        <w:t xml:space="preserve">: Xavier a écrit à Friedrich et Voltairine 2 jours avant pour annoncer l’action. Une fois faite, l’action est tracée dans</w:t>
+        <w:t xml:space="preserve">: Xavier a écrit à Friedrich et Voltairine 2 jours avant pour annoncer le dépôt. L’action est tracée dans</w:t>
       </w:r>
       <w:r>
         <w:t xml:space="preserve"> </w:t>
@@ -18947,7 +19615,7 @@
         <w:pStyle w:val="Compact"/>
         <w:numPr>
           <w:ilvl w:val="0"/>
-          <w:numId w:val="1077"/>
+          <w:numId w:val="1078"/>
         </w:numPr>
       </w:pPr>
       <w:r>
@@ -18984,7 +19652,7 @@
         <w:pStyle w:val="Compact"/>
         <w:numPr>
           <w:ilvl w:val="0"/>
-          <w:numId w:val="1077"/>
+          <w:numId w:val="1078"/>
         </w:numPr>
       </w:pPr>
       <w:r>
@@ -18996,7 +19664,7 @@
         <w:pStyle w:val="Compact"/>
         <w:numPr>
           <w:ilvl w:val="0"/>
-          <w:numId w:val="1077"/>
+          <w:numId w:val="1078"/>
         </w:numPr>
       </w:pPr>
       <w:r>
@@ -19008,7 +19676,7 @@
         <w:pStyle w:val="Compact"/>
         <w:numPr>
           <w:ilvl w:val="0"/>
-          <w:numId w:val="1077"/>
+          <w:numId w:val="1078"/>
         </w:numPr>
       </w:pPr>
       <w:r>
@@ -19032,7 +19700,7 @@
         <w:pStyle w:val="Compact"/>
         <w:numPr>
           <w:ilvl w:val="0"/>
-          <w:numId w:val="1078"/>
+          <w:numId w:val="1079"/>
         </w:numPr>
       </w:pPr>
       <w:r>
@@ -19068,7 +19736,7 @@
         <w:pStyle w:val="Compact"/>
         <w:numPr>
           <w:ilvl w:val="0"/>
-          <w:numId w:val="1078"/>
+          <w:numId w:val="1079"/>
         </w:numPr>
       </w:pPr>
       <w:r>
@@ -19095,7 +19763,7 @@
         <w:pStyle w:val="Compact"/>
         <w:numPr>
           <w:ilvl w:val="0"/>
-          <w:numId w:val="1078"/>
+          <w:numId w:val="1079"/>
         </w:numPr>
       </w:pPr>
       <w:r>
@@ -19119,7 +19787,7 @@
         <w:pStyle w:val="Compact"/>
         <w:numPr>
           <w:ilvl w:val="0"/>
-          <w:numId w:val="1079"/>
+          <w:numId w:val="1080"/>
         </w:numPr>
       </w:pPr>
       <w:r>
@@ -19159,7 +19827,7 @@
         <w:pStyle w:val="Compact"/>
         <w:numPr>
           <w:ilvl w:val="0"/>
-          <w:numId w:val="1079"/>
+          <w:numId w:val="1080"/>
         </w:numPr>
       </w:pPr>
       <w:r>
@@ -19211,7 +19879,7 @@
         <w:pStyle w:val="Compact"/>
         <w:numPr>
           <w:ilvl w:val="0"/>
-          <w:numId w:val="1080"/>
+          <w:numId w:val="1081"/>
         </w:numPr>
       </w:pPr>
       <w:r>
@@ -19235,7 +19903,7 @@
         <w:pStyle w:val="Compact"/>
         <w:numPr>
           <w:ilvl w:val="0"/>
-          <w:numId w:val="1080"/>
+          <w:numId w:val="1081"/>
         </w:numPr>
       </w:pPr>
       <w:r>
@@ -19256,7 +19924,7 @@
         <w:pStyle w:val="Compact"/>
         <w:numPr>
           <w:ilvl w:val="0"/>
-          <w:numId w:val="1080"/>
+          <w:numId w:val="1081"/>
         </w:numPr>
       </w:pPr>
       <w:r>
@@ -19268,7 +19936,7 @@
         <w:pStyle w:val="Compact"/>
         <w:numPr>
           <w:ilvl w:val="0"/>
-          <w:numId w:val="1080"/>
+          <w:numId w:val="1081"/>
         </w:numPr>
       </w:pPr>
       <w:r>
@@ -19280,7 +19948,7 @@
         <w:pStyle w:val="Compact"/>
         <w:numPr>
           <w:ilvl w:val="0"/>
-          <w:numId w:val="1080"/>
+          <w:numId w:val="1081"/>
         </w:numPr>
       </w:pPr>
       <w:r>
@@ -19713,7 +20381,7 @@
         <w:rPr>
           <w:rStyle w:val="VerbatimChar"/>
         </w:rPr>
-        <w:t xml:space="preserve">inactive</w:t>
+        <w:t xml:space="preserve">removed</w:t>
       </w:r>
       <w:r>
         <w:t xml:space="preserve"> </w:t>
@@ -19785,7 +20453,23 @@
         <w:t xml:space="preserve"> </w:t>
       </w:r>
       <w:r>
-        <w:t xml:space="preserve">qui exprime le rattachement d’une personne à une biblio dans un rôle donné. Une personne peut avoir plusieurs memberships dans une biblio (multi-membership).</w:t>
+        <w:t xml:space="preserve">qui exprime le rattachement d’une personne à une biblio dans un rôle donné. Une personne peut avoir plusieurs lignes dans une biblio (son histoire), mais</w:t>
+      </w:r>
+      <w:r>
+        <w:t xml:space="preserve"> </w:t>
+      </w:r>
+      <w:r>
+        <w:rPr>
+          <w:b/>
+          <w:bCs/>
+        </w:rPr>
+        <w:t xml:space="preserve">une seule active</w:t>
+      </w:r>
+      <w:r>
+        <w:t xml:space="preserve"> </w:t>
+      </w:r>
+      <w:r>
+        <w:t xml:space="preserve">à la fois (rôle exclusif, cf. §5.6).</w:t>
       </w:r>
     </w:p>
     <w:p>
@@ -20132,29 +20816,447 @@
               <w:rPr>
                 <w:rStyle w:val="VerbatimChar"/>
               </w:rPr>
-              <w:t xml:space="preserve">fn_team_promote_to_librarian</w:t>
-            </w:r>
-          </w:p>
-        </w:tc>
-        <w:tc>
-          <w:tcPr/>
-          <w:p>
-            <w:pPr>
-              <w:pStyle w:val="Compact"/>
-            </w:pPr>
-            <w:r>
-              <w:t xml:space="preserve">T1</w:t>
-            </w:r>
-          </w:p>
-        </w:tc>
-        <w:tc>
-          <w:tcPr/>
-          <w:p>
-            <w:pPr>
-              <w:pStyle w:val="Compact"/>
-            </w:pPr>
-            <w:r>
-              <w:t xml:space="preserve">Cooptation</w:t>
+              <w:t xml:space="preserve">fn_team_propose_invitation</w:t>
+            </w:r>
+          </w:p>
+        </w:tc>
+        <w:tc>
+          <w:tcPr/>
+          <w:p>
+            <w:pPr>
+              <w:pStyle w:val="Compact"/>
+            </w:pPr>
+            <w:r>
+              <w:t xml:space="preserve">T1, T2, T2b</w:t>
+            </w:r>
+          </w:p>
+        </w:tc>
+        <w:tc>
+          <w:tcPr/>
+          <w:p>
+            <w:pPr>
+              <w:pStyle w:val="Compact"/>
+            </w:pPr>
+            <w:r>
+              <w:t xml:space="preserve">Déposer une proposition (accueil ou coordination)</w:t>
+            </w:r>
+          </w:p>
+        </w:tc>
+      </w:tr>
+      <w:tr>
+        <w:tc>
+          <w:tcPr/>
+          <w:p>
+            <w:pPr>
+              <w:pStyle w:val="Compact"/>
+            </w:pPr>
+            <w:r>
+              <w:rPr>
+                <w:rStyle w:val="VerbatimChar"/>
+              </w:rPr>
+              <w:t xml:space="preserve">fn_team_ratify_invitation</w:t>
+            </w:r>
+          </w:p>
+        </w:tc>
+        <w:tc>
+          <w:tcPr/>
+          <w:p>
+            <w:pPr>
+              <w:pStyle w:val="Compact"/>
+            </w:pPr>
+            <w:r>
+              <w:t xml:space="preserve">T1, T2, T2b</w:t>
+            </w:r>
+          </w:p>
+        </w:tc>
+        <w:tc>
+          <w:tcPr/>
+          <w:p>
+            <w:pPr>
+              <w:pStyle w:val="Compact"/>
+            </w:pPr>
+            <w:r>
+              <w:t xml:space="preserve">Endosser une proposition (quorum)</w:t>
+            </w:r>
+          </w:p>
+        </w:tc>
+      </w:tr>
+      <w:tr>
+        <w:tc>
+          <w:tcPr/>
+          <w:p>
+            <w:pPr>
+              <w:pStyle w:val="Compact"/>
+            </w:pPr>
+            <w:r>
+              <w:rPr>
+                <w:rStyle w:val="VerbatimChar"/>
+              </w:rPr>
+              <w:t xml:space="preserve">fn_team_accept_invitation</w:t>
+            </w:r>
+          </w:p>
+        </w:tc>
+        <w:tc>
+          <w:tcPr/>
+          <w:p>
+            <w:pPr>
+              <w:pStyle w:val="Compact"/>
+            </w:pPr>
+            <w:r>
+              <w:t xml:space="preserve">T1, T2, T2b</w:t>
+            </w:r>
+          </w:p>
+        </w:tc>
+        <w:tc>
+          <w:tcPr/>
+          <w:p>
+            <w:pPr>
+              <w:pStyle w:val="Compact"/>
+            </w:pPr>
+            <w:r>
+              <w:t xml:space="preserve">Accepter la charge — c’est ce geste qui promeut</w:t>
+            </w:r>
+          </w:p>
+        </w:tc>
+      </w:tr>
+      <w:tr>
+        <w:tc>
+          <w:tcPr/>
+          <w:p>
+            <w:pPr>
+              <w:pStyle w:val="Compact"/>
+            </w:pPr>
+            <w:r>
+              <w:rPr>
+                <w:rStyle w:val="VerbatimChar"/>
+              </w:rPr>
+              <w:t xml:space="preserve">fn_team_decline_invitation</w:t>
+            </w:r>
+          </w:p>
+        </w:tc>
+        <w:tc>
+          <w:tcPr/>
+          <w:p>
+            <w:pPr>
+              <w:pStyle w:val="Compact"/>
+            </w:pPr>
+            <w:r>
+              <w:t xml:space="preserve">T1, T2, T2b</w:t>
+            </w:r>
+          </w:p>
+        </w:tc>
+        <w:tc>
+          <w:tcPr/>
+          <w:p>
+            <w:pPr>
+              <w:pStyle w:val="Compact"/>
+            </w:pPr>
+            <w:r>
+              <w:t xml:space="preserve">Refuser la charge (ne coûte rien)</w:t>
+            </w:r>
+          </w:p>
+        </w:tc>
+      </w:tr>
+      <w:tr>
+        <w:tc>
+          <w:tcPr/>
+          <w:p>
+            <w:pPr>
+              <w:pStyle w:val="Compact"/>
+            </w:pPr>
+            <w:r>
+              <w:rPr>
+                <w:rStyle w:val="VerbatimChar"/>
+              </w:rPr>
+              <w:t xml:space="preserve">fn_team_revoke_invitation</w:t>
+            </w:r>
+          </w:p>
+        </w:tc>
+        <w:tc>
+          <w:tcPr/>
+          <w:p>
+            <w:pPr>
+              <w:pStyle w:val="Compact"/>
+            </w:pPr>
+            <w:r>
+              <w:t xml:space="preserve">T1, T2, T2b</w:t>
+            </w:r>
+          </w:p>
+        </w:tc>
+        <w:tc>
+          <w:tcPr/>
+          <w:p>
+            <w:pPr>
+              <w:pStyle w:val="Compact"/>
+            </w:pPr>
+            <w:r>
+              <w:t xml:space="preserve">Révoquer une proposition déposée par erreur</w:t>
+            </w:r>
+          </w:p>
+        </w:tc>
+      </w:tr>
+      <w:tr>
+        <w:tc>
+          <w:tcPr/>
+          <w:p>
+            <w:pPr>
+              <w:pStyle w:val="Compact"/>
+            </w:pPr>
+            <w:r>
+              <w:rPr>
+                <w:rStyle w:val="VerbatimChar"/>
+              </w:rPr>
+              <w:t xml:space="preserve">fn_team_expire_invitations</w:t>
+            </w:r>
+          </w:p>
+        </w:tc>
+        <w:tc>
+          <w:tcPr/>
+          <w:p>
+            <w:pPr>
+              <w:pStyle w:val="Compact"/>
+            </w:pPr>
+            <w:r>
+              <w:t xml:space="preserve">T1, T2, T2b</w:t>
+            </w:r>
+          </w:p>
+        </w:tc>
+        <w:tc>
+          <w:tcPr/>
+          <w:p>
+            <w:pPr>
+              <w:pStyle w:val="Compact"/>
+            </w:pPr>
+            <w:r>
+              <w:t xml:space="preserve">Cron : péremption des propositions (30 j)</w:t>
+            </w:r>
+          </w:p>
+        </w:tc>
+      </w:tr>
+      <w:tr>
+        <w:tc>
+          <w:tcPr/>
+          <w:p>
+            <w:pPr>
+              <w:pStyle w:val="Compact"/>
+            </w:pPr>
+            <w:r>
+              <w:rPr>
+                <w:rStyle w:val="VerbatimChar"/>
+              </w:rPr>
+              <w:t xml:space="preserve">fn_team_self_demote</w:t>
+            </w:r>
+          </w:p>
+        </w:tc>
+        <w:tc>
+          <w:tcPr/>
+          <w:p>
+            <w:pPr>
+              <w:pStyle w:val="Compact"/>
+            </w:pPr>
+            <w:r>
+              <w:t xml:space="preserve">T3, T4</w:t>
+            </w:r>
+          </w:p>
+        </w:tc>
+        <w:tc>
+          <w:tcPr/>
+          <w:p>
+            <w:pPr>
+              <w:pStyle w:val="Compact"/>
+            </w:pPr>
+            <w:r>
+              <w:t xml:space="preserve">Auto-rétrogradation (« je passe la main »)</w:t>
+            </w:r>
+          </w:p>
+        </w:tc>
+      </w:tr>
+      <w:tr>
+        <w:tc>
+          <w:tcPr/>
+          <w:p>
+            <w:pPr>
+              <w:pStyle w:val="Compact"/>
+            </w:pPr>
+            <w:r>
+              <w:rPr>
+                <w:rStyle w:val="VerbatimChar"/>
+              </w:rPr>
+              <w:t xml:space="preserve">fn_team_request_remove_member</w:t>
+            </w:r>
+          </w:p>
+        </w:tc>
+        <w:tc>
+          <w:tcPr/>
+          <w:p>
+            <w:pPr>
+              <w:pStyle w:val="Compact"/>
+            </w:pPr>
+            <w:r>
+              <w:t xml:space="preserve">T5</w:t>
+            </w:r>
+          </w:p>
+        </w:tc>
+        <w:tc>
+          <w:tcPr/>
+          <w:p>
+            <w:pPr>
+              <w:pStyle w:val="Compact"/>
+            </w:pPr>
+            <w:r>
+              <w:t xml:space="preserve">Demande de retrait avec carence 7j</w:t>
+            </w:r>
+          </w:p>
+        </w:tc>
+      </w:tr>
+      <w:tr>
+        <w:tc>
+          <w:tcPr/>
+          <w:p>
+            <w:pPr>
+              <w:pStyle w:val="Compact"/>
+            </w:pPr>
+            <w:r>
+              <w:rPr>
+                <w:rStyle w:val="VerbatimChar"/>
+              </w:rPr>
+              <w:t xml:space="preserve">fn_team_cancel_remove_member</w:t>
+            </w:r>
+          </w:p>
+        </w:tc>
+        <w:tc>
+          <w:tcPr/>
+          <w:p>
+            <w:pPr>
+              <w:pStyle w:val="Compact"/>
+            </w:pPr>
+            <w:r>
+              <w:t xml:space="preserve">T8</w:t>
+            </w:r>
+          </w:p>
+        </w:tc>
+        <w:tc>
+          <w:tcPr/>
+          <w:p>
+            <w:pPr>
+              <w:pStyle w:val="Compact"/>
+            </w:pPr>
+            <w:r>
+              <w:t xml:space="preserve">Annulation d’une demande de retrait</w:t>
+            </w:r>
+          </w:p>
+        </w:tc>
+      </w:tr>
+      <w:tr>
+        <w:tc>
+          <w:tcPr/>
+          <w:p>
+            <w:pPr>
+              <w:pStyle w:val="Compact"/>
+            </w:pPr>
+            <w:r>
+              <w:rPr>
+                <w:rStyle w:val="VerbatimChar"/>
+              </w:rPr>
+              <w:t xml:space="preserve">fn_team_suspend_member</w:t>
+            </w:r>
+          </w:p>
+        </w:tc>
+        <w:tc>
+          <w:tcPr/>
+          <w:p>
+            <w:pPr>
+              <w:pStyle w:val="Compact"/>
+            </w:pPr>
+            <w:r>
+              <w:t xml:space="preserve">T6</w:t>
+            </w:r>
+          </w:p>
+        </w:tc>
+        <w:tc>
+          <w:tcPr/>
+          <w:p>
+            <w:pPr>
+              <w:pStyle w:val="Compact"/>
+            </w:pPr>
+            <w:r>
+              <w:t xml:space="preserve">Suspension immédiate (mesure conservatoire)</w:t>
+            </w:r>
+          </w:p>
+        </w:tc>
+      </w:tr>
+      <w:tr>
+        <w:tc>
+          <w:tcPr/>
+          <w:p>
+            <w:pPr>
+              <w:pStyle w:val="Compact"/>
+            </w:pPr>
+            <w:r>
+              <w:rPr>
+                <w:rStyle w:val="VerbatimChar"/>
+              </w:rPr>
+              <w:t xml:space="preserve">fn_team_unsuspend_member</w:t>
+            </w:r>
+          </w:p>
+        </w:tc>
+        <w:tc>
+          <w:tcPr/>
+          <w:p>
+            <w:pPr>
+              <w:pStyle w:val="Compact"/>
+            </w:pPr>
+            <w:r>
+              <w:t xml:space="preserve">T7</w:t>
+            </w:r>
+          </w:p>
+        </w:tc>
+        <w:tc>
+          <w:tcPr/>
+          <w:p>
+            <w:pPr>
+              <w:pStyle w:val="Compact"/>
+            </w:pPr>
+            <w:r>
+              <w:t xml:space="preserve">Levée de suspension</w:t>
+            </w:r>
+          </w:p>
+        </w:tc>
+      </w:tr>
+      <w:tr>
+        <w:tc>
+          <w:tcPr/>
+          <w:p>
+            <w:pPr>
+              <w:pStyle w:val="Compact"/>
+            </w:pPr>
+            <w:r>
+              <w:rPr>
+                <w:rStyle w:val="VerbatimChar"/>
+              </w:rPr>
+              <w:t xml:space="preserve">fn_validate_physical_account</w:t>
+            </w:r>
+          </w:p>
+        </w:tc>
+        <w:tc>
+          <w:tcPr/>
+          <w:p>
+            <w:pPr>
+              <w:pStyle w:val="Compact"/>
+            </w:pPr>
+            <w:r>
+              <w:t xml:space="preserve">—</w:t>
+            </w:r>
+          </w:p>
+        </w:tc>
+        <w:tc>
+          <w:tcPr/>
+          <w:p>
+            <w:pPr>
+              <w:pStyle w:val="Compact"/>
+            </w:pPr>
+            <w:r>
+              <w:t xml:space="preserve">Validation physique d’un·e</w:t>
             </w:r>
             <w:r>
               <w:t xml:space="preserve"> </w:t>
@@ -20165,320 +21267,6 @@
               </w:rPr>
               <w:t xml:space="preserve">reader</w:t>
             </w:r>
-            <w:r>
-              <w:t xml:space="preserve"> </w:t>
-            </w:r>
-            <w:r>
-              <w:t xml:space="preserve">→</w:t>
-            </w:r>
-            <w:r>
-              <w:t xml:space="preserve"> </w:t>
-            </w:r>
-            <w:r>
-              <w:rPr>
-                <w:rStyle w:val="VerbatimChar"/>
-              </w:rPr>
-              <w:t xml:space="preserve">librarian</w:t>
-            </w:r>
-          </w:p>
-        </w:tc>
-      </w:tr>
-      <w:tr>
-        <w:tc>
-          <w:tcPr/>
-          <w:p>
-            <w:pPr>
-              <w:pStyle w:val="Compact"/>
-            </w:pPr>
-            <w:r>
-              <w:rPr>
-                <w:rStyle w:val="VerbatimChar"/>
-              </w:rPr>
-              <w:t xml:space="preserve">fn_team_promote_to_coordenador</w:t>
-            </w:r>
-          </w:p>
-        </w:tc>
-        <w:tc>
-          <w:tcPr/>
-          <w:p>
-            <w:pPr>
-              <w:pStyle w:val="Compact"/>
-            </w:pPr>
-            <w:r>
-              <w:t xml:space="preserve">T2</w:t>
-            </w:r>
-          </w:p>
-        </w:tc>
-        <w:tc>
-          <w:tcPr/>
-          <w:p>
-            <w:pPr>
-              <w:pStyle w:val="Compact"/>
-            </w:pPr>
-            <w:r>
-              <w:t xml:space="preserve">Cooptation</w:t>
-            </w:r>
-            <w:r>
-              <w:t xml:space="preserve"> </w:t>
-            </w:r>
-            <w:r>
-              <w:rPr>
-                <w:rStyle w:val="VerbatimChar"/>
-              </w:rPr>
-              <w:t xml:space="preserve">librarian</w:t>
-            </w:r>
-            <w:r>
-              <w:t xml:space="preserve"> </w:t>
-            </w:r>
-            <w:r>
-              <w:t xml:space="preserve">→</w:t>
-            </w:r>
-            <w:r>
-              <w:t xml:space="preserve"> </w:t>
-            </w:r>
-            <w:r>
-              <w:rPr>
-                <w:rStyle w:val="VerbatimChar"/>
-              </w:rPr>
-              <w:t xml:space="preserve">coordenador</w:t>
-            </w:r>
-          </w:p>
-        </w:tc>
-      </w:tr>
-      <w:tr>
-        <w:tc>
-          <w:tcPr/>
-          <w:p>
-            <w:pPr>
-              <w:pStyle w:val="Compact"/>
-            </w:pPr>
-            <w:r>
-              <w:rPr>
-                <w:rStyle w:val="VerbatimChar"/>
-              </w:rPr>
-              <w:t xml:space="preserve">fn_team_self_demote</w:t>
-            </w:r>
-          </w:p>
-        </w:tc>
-        <w:tc>
-          <w:tcPr/>
-          <w:p>
-            <w:pPr>
-              <w:pStyle w:val="Compact"/>
-            </w:pPr>
-            <w:r>
-              <w:t xml:space="preserve">T3, T4</w:t>
-            </w:r>
-          </w:p>
-        </w:tc>
-        <w:tc>
-          <w:tcPr/>
-          <w:p>
-            <w:pPr>
-              <w:pStyle w:val="Compact"/>
-            </w:pPr>
-            <w:r>
-              <w:t xml:space="preserve">Auto-rétrogradation (« je passe la main »)</w:t>
-            </w:r>
-          </w:p>
-        </w:tc>
-      </w:tr>
-      <w:tr>
-        <w:tc>
-          <w:tcPr/>
-          <w:p>
-            <w:pPr>
-              <w:pStyle w:val="Compact"/>
-            </w:pPr>
-            <w:r>
-              <w:rPr>
-                <w:rStyle w:val="VerbatimChar"/>
-              </w:rPr>
-              <w:t xml:space="preserve">fn_team_request_remove_member</w:t>
-            </w:r>
-          </w:p>
-        </w:tc>
-        <w:tc>
-          <w:tcPr/>
-          <w:p>
-            <w:pPr>
-              <w:pStyle w:val="Compact"/>
-            </w:pPr>
-            <w:r>
-              <w:t xml:space="preserve">T5</w:t>
-            </w:r>
-          </w:p>
-        </w:tc>
-        <w:tc>
-          <w:tcPr/>
-          <w:p>
-            <w:pPr>
-              <w:pStyle w:val="Compact"/>
-            </w:pPr>
-            <w:r>
-              <w:t xml:space="preserve">Demande de retrait avec carence 7j</w:t>
-            </w:r>
-          </w:p>
-        </w:tc>
-      </w:tr>
-      <w:tr>
-        <w:tc>
-          <w:tcPr/>
-          <w:p>
-            <w:pPr>
-              <w:pStyle w:val="Compact"/>
-            </w:pPr>
-            <w:r>
-              <w:rPr>
-                <w:rStyle w:val="VerbatimChar"/>
-              </w:rPr>
-              <w:t xml:space="preserve">fn_team_cancel_remove_member</w:t>
-            </w:r>
-          </w:p>
-        </w:tc>
-        <w:tc>
-          <w:tcPr/>
-          <w:p>
-            <w:pPr>
-              <w:pStyle w:val="Compact"/>
-            </w:pPr>
-            <w:r>
-              <w:t xml:space="preserve">T8</w:t>
-            </w:r>
-          </w:p>
-        </w:tc>
-        <w:tc>
-          <w:tcPr/>
-          <w:p>
-            <w:pPr>
-              <w:pStyle w:val="Compact"/>
-            </w:pPr>
-            <w:r>
-              <w:t xml:space="preserve">Annulation d’une demande de retrait</w:t>
-            </w:r>
-          </w:p>
-        </w:tc>
-      </w:tr>
-      <w:tr>
-        <w:tc>
-          <w:tcPr/>
-          <w:p>
-            <w:pPr>
-              <w:pStyle w:val="Compact"/>
-            </w:pPr>
-            <w:r>
-              <w:rPr>
-                <w:rStyle w:val="VerbatimChar"/>
-              </w:rPr>
-              <w:t xml:space="preserve">fn_team_suspend_member</w:t>
-            </w:r>
-          </w:p>
-        </w:tc>
-        <w:tc>
-          <w:tcPr/>
-          <w:p>
-            <w:pPr>
-              <w:pStyle w:val="Compact"/>
-            </w:pPr>
-            <w:r>
-              <w:t xml:space="preserve">T6</w:t>
-            </w:r>
-          </w:p>
-        </w:tc>
-        <w:tc>
-          <w:tcPr/>
-          <w:p>
-            <w:pPr>
-              <w:pStyle w:val="Compact"/>
-            </w:pPr>
-            <w:r>
-              <w:t xml:space="preserve">Suspension immédiate (mesure conservatoire)</w:t>
-            </w:r>
-          </w:p>
-        </w:tc>
-      </w:tr>
-      <w:tr>
-        <w:tc>
-          <w:tcPr/>
-          <w:p>
-            <w:pPr>
-              <w:pStyle w:val="Compact"/>
-            </w:pPr>
-            <w:r>
-              <w:rPr>
-                <w:rStyle w:val="VerbatimChar"/>
-              </w:rPr>
-              <w:t xml:space="preserve">fn_team_unsuspend_member</w:t>
-            </w:r>
-          </w:p>
-        </w:tc>
-        <w:tc>
-          <w:tcPr/>
-          <w:p>
-            <w:pPr>
-              <w:pStyle w:val="Compact"/>
-            </w:pPr>
-            <w:r>
-              <w:t xml:space="preserve">T7</w:t>
-            </w:r>
-          </w:p>
-        </w:tc>
-        <w:tc>
-          <w:tcPr/>
-          <w:p>
-            <w:pPr>
-              <w:pStyle w:val="Compact"/>
-            </w:pPr>
-            <w:r>
-              <w:t xml:space="preserve">Levée de suspension</w:t>
-            </w:r>
-          </w:p>
-        </w:tc>
-      </w:tr>
-      <w:tr>
-        <w:tc>
-          <w:tcPr/>
-          <w:p>
-            <w:pPr>
-              <w:pStyle w:val="Compact"/>
-            </w:pPr>
-            <w:r>
-              <w:rPr>
-                <w:rStyle w:val="VerbatimChar"/>
-              </w:rPr>
-              <w:t xml:space="preserve">fn_validate_physical_account</w:t>
-            </w:r>
-          </w:p>
-        </w:tc>
-        <w:tc>
-          <w:tcPr/>
-          <w:p>
-            <w:pPr>
-              <w:pStyle w:val="Compact"/>
-            </w:pPr>
-            <w:r>
-              <w:t xml:space="preserve">—</w:t>
-            </w:r>
-          </w:p>
-        </w:tc>
-        <w:tc>
-          <w:tcPr/>
-          <w:p>
-            <w:pPr>
-              <w:pStyle w:val="Compact"/>
-            </w:pPr>
-            <w:r>
-              <w:t xml:space="preserve">Validation physique d’un·e</w:t>
-            </w:r>
-            <w:r>
-              <w:t xml:space="preserve"> </w:t>
-            </w:r>
-            <w:r>
-              <w:rPr>
-                <w:rStyle w:val="VerbatimChar"/>
-              </w:rPr>
-              <w:t xml:space="preserve">reader</w:t>
-            </w:r>
           </w:p>
         </w:tc>
       </w:tr>
@@ -20524,7 +21312,7 @@
               <w:rPr>
                 <w:rStyle w:val="VerbatimChar"/>
               </w:rPr>
-              <w:t xml:space="preserve">inactive</w:t>
+              <w:t xml:space="preserve">removed</w:t>
             </w:r>
             <w:r>
               <w:t xml:space="preserve"> </w:t>
@@ -20574,6 +21362,135 @@
         </w:tc>
       </w:tr>
     </w:tbl>
+    <w:p>
+      <w:pPr>
+        <w:pStyle w:val="BodyText"/>
+      </w:pPr>
+      <w:r>
+        <w:rPr>
+          <w:i/>
+          <w:iCs/>
+        </w:rPr>
+        <w:t xml:space="preserve">Les anciennes promotions directes</w:t>
+      </w:r>
+      <w:r>
+        <w:rPr>
+          <w:i/>
+          <w:iCs/>
+        </w:rPr>
+        <w:t xml:space="preserve"> </w:t>
+      </w:r>
+      <w:r>
+        <w:rPr>
+          <w:rStyle w:val="VerbatimChar"/>
+          <w:i/>
+          <w:iCs/>
+        </w:rPr>
+        <w:t xml:space="preserve">fn_team_promote_to_librarian</w:t>
+      </w:r>
+      <w:r>
+        <w:rPr>
+          <w:i/>
+          <w:iCs/>
+        </w:rPr>
+        <w:t xml:space="preserve"> </w:t>
+      </w:r>
+      <w:r>
+        <w:rPr>
+          <w:i/>
+          <w:iCs/>
+        </w:rPr>
+        <w:t xml:space="preserve">et</w:t>
+      </w:r>
+      <w:r>
+        <w:rPr>
+          <w:i/>
+          <w:iCs/>
+        </w:rPr>
+        <w:t xml:space="preserve"> </w:t>
+      </w:r>
+      <w:r>
+        <w:rPr>
+          <w:rStyle w:val="VerbatimChar"/>
+          <w:i/>
+          <w:iCs/>
+        </w:rPr>
+        <w:t xml:space="preserve">fn_team_promote_to_coordenador</w:t>
+      </w:r>
+      <w:r>
+        <w:rPr>
+          <w:i/>
+          <w:iCs/>
+        </w:rPr>
+        <w:t xml:space="preserve"> </w:t>
+      </w:r>
+      <w:r>
+        <w:rPr>
+          <w:i/>
+          <w:iCs/>
+        </w:rPr>
+        <w:t xml:space="preserve">sont</w:t>
+      </w:r>
+      <w:r>
+        <w:rPr>
+          <w:i/>
+          <w:iCs/>
+        </w:rPr>
+        <w:t xml:space="preserve"> </w:t>
+      </w:r>
+      <w:r>
+        <w:rPr>
+          <w:b/>
+          <w:bCs/>
+          <w:i/>
+          <w:iCs/>
+        </w:rPr>
+        <w:t xml:space="preserve">condamnées</w:t>
+      </w:r>
+      <w:r>
+        <w:rPr>
+          <w:i/>
+          <w:iCs/>
+        </w:rPr>
+        <w:t xml:space="preserve"> </w:t>
+      </w:r>
+      <w:r>
+        <w:rPr>
+          <w:i/>
+          <w:iCs/>
+        </w:rPr>
+        <w:t xml:space="preserve">(26/08 et 01/09/2026) : elles refusent avec</w:t>
+      </w:r>
+      <w:r>
+        <w:rPr>
+          <w:i/>
+          <w:iCs/>
+        </w:rPr>
+        <w:t xml:space="preserve"> </w:t>
+      </w:r>
+      <w:r>
+        <w:rPr>
+          <w:rStyle w:val="VerbatimChar"/>
+          <w:i/>
+          <w:iCs/>
+        </w:rPr>
+        <w:t xml:space="preserve">collegiality_required</w:t>
+      </w:r>
+      <w:r>
+        <w:rPr>
+          <w:i/>
+          <w:iCs/>
+        </w:rPr>
+        <w:t xml:space="preserve"> </w:t>
+      </w:r>
+      <w:r>
+        <w:rPr>
+          <w:i/>
+          <w:iCs/>
+        </w:rPr>
+        <w:t xml:space="preserve">en indiquant le chemin à trois temps. Elles ne figurent plus ici que pour que leur nom, croisé dans un vieux document, ne fasse pas croire à un chemin actif.</w:t>
+      </w:r>
+    </w:p>
     <w:bookmarkEnd w:id="166"/>
     <w:bookmarkStart w:id="167" w:name="fonctions-dadmin-réseau"/>
     <w:p>
@@ -21779,7 +22696,7 @@
         <w:pStyle w:val="Compact"/>
         <w:numPr>
           <w:ilvl w:val="0"/>
-          <w:numId w:val="1081"/>
+          <w:numId w:val="1082"/>
         </w:numPr>
       </w:pPr>
       <w:r>
@@ -21800,7 +22717,7 @@
         <w:pStyle w:val="Compact"/>
         <w:numPr>
           <w:ilvl w:val="0"/>
-          <w:numId w:val="1081"/>
+          <w:numId w:val="1082"/>
         </w:numPr>
       </w:pPr>
       <w:r>
@@ -21821,7 +22738,7 @@
         <w:pStyle w:val="Compact"/>
         <w:numPr>
           <w:ilvl w:val="0"/>
-          <w:numId w:val="1081"/>
+          <w:numId w:val="1082"/>
         </w:numPr>
       </w:pPr>
       <w:r>
@@ -21842,7 +22759,7 @@
         <w:pStyle w:val="Compact"/>
         <w:numPr>
           <w:ilvl w:val="0"/>
-          <w:numId w:val="1081"/>
+          <w:numId w:val="1082"/>
         </w:numPr>
       </w:pPr>
       <w:r>
@@ -22690,6 +23607,9 @@
     <w:abstractNumId w:val="991"/>
   </w:num>
   <w:num w:numId="1063">
+    <w:abstractNumId w:val="991"/>
+  </w:num>
+  <w:num w:numId="1064">
     <w:abstractNumId w:val="99411"/>
     <w:lvlOverride w:ilvl="0">
       <w:startOverride w:val="1"/>
@@ -22719,10 +23639,10 @@
       <w:startOverride w:val="1"/>
     </w:lvlOverride>
   </w:num>
-  <w:num w:numId="1064">
+  <w:num w:numId="1065">
     <w:abstractNumId w:val="991"/>
   </w:num>
-  <w:num w:numId="1065">
+  <w:num w:numId="1066">
     <w:abstractNumId w:val="99411"/>
     <w:lvlOverride w:ilvl="0">
       <w:startOverride w:val="1"/>
@@ -22752,10 +23672,10 @@
       <w:startOverride w:val="1"/>
     </w:lvlOverride>
   </w:num>
-  <w:num w:numId="1066">
+  <w:num w:numId="1067">
     <w:abstractNumId w:val="991"/>
   </w:num>
-  <w:num w:numId="1067">
+  <w:num w:numId="1068">
     <w:abstractNumId w:val="99411"/>
     <w:lvlOverride w:ilvl="0">
       <w:startOverride w:val="1"/>
@@ -22785,9 +23705,6 @@
       <w:startOverride w:val="1"/>
     </w:lvlOverride>
   </w:num>
-  <w:num w:numId="1068">
-    <w:abstractNumId w:val="991"/>
-  </w:num>
   <w:num w:numId="1069">
     <w:abstractNumId w:val="991"/>
   </w:num>
@@ -22795,6 +23712,9 @@
     <w:abstractNumId w:val="991"/>
   </w:num>
   <w:num w:numId="1071">
+    <w:abstractNumId w:val="991"/>
+  </w:num>
+  <w:num w:numId="1072">
     <w:abstractNumId w:val="99411"/>
     <w:lvlOverride w:ilvl="0">
       <w:startOverride w:val="1"/>
@@ -22824,13 +23744,13 @@
       <w:startOverride w:val="1"/>
     </w:lvlOverride>
   </w:num>
-  <w:num w:numId="1072">
-    <w:abstractNumId w:val="991"/>
-  </w:num>
   <w:num w:numId="1073">
     <w:abstractNumId w:val="991"/>
   </w:num>
   <w:num w:numId="1074">
+    <w:abstractNumId w:val="991"/>
+  </w:num>
+  <w:num w:numId="1075">
     <w:abstractNumId w:val="99411"/>
     <w:lvlOverride w:ilvl="0">
       <w:startOverride w:val="1"/>
@@ -22860,13 +23780,13 @@
       <w:startOverride w:val="1"/>
     </w:lvlOverride>
   </w:num>
-  <w:num w:numId="1075">
-    <w:abstractNumId w:val="991"/>
-  </w:num>
   <w:num w:numId="1076">
     <w:abstractNumId w:val="991"/>
   </w:num>
   <w:num w:numId="1077">
+    <w:abstractNumId w:val="991"/>
+  </w:num>
+  <w:num w:numId="1078">
     <w:abstractNumId w:val="99411"/>
     <w:lvlOverride w:ilvl="0">
       <w:startOverride w:val="1"/>
@@ -22896,9 +23816,6 @@
       <w:startOverride w:val="1"/>
     </w:lvlOverride>
   </w:num>
-  <w:num w:numId="1078">
-    <w:abstractNumId w:val="991"/>
-  </w:num>
   <w:num w:numId="1079">
     <w:abstractNumId w:val="991"/>
   </w:num>
@@ -22906,6 +23823,9 @@
     <w:abstractNumId w:val="991"/>
   </w:num>
   <w:num w:numId="1081">
+    <w:abstractNumId w:val="991"/>
+  </w:num>
+  <w:num w:numId="1082">
     <w:abstractNumId w:val="991"/>
   </w:num>
 </w:numbering>
